--- a/Fase 2/Evidencias Proyecto/Evidencias de documentación/Documento de Épicas e Historias de Usuario.docx
+++ b/Fase 2/Evidencias Proyecto/Evidencias de documentación/Documento de Épicas e Historias de Usuario.docx
@@ -8,6 +8,7 @@
         <w:jc w:val="center"/>
         <w:rPr>
           <w:b w:val="1"/>
+          <w:bCs w:val="1"/>
           <w:color w:val="000000"/>
           <w:sz w:val="36"/>
           <w:szCs w:val="36"/>
@@ -25,6 +26,7 @@
         <w:jc w:val="center"/>
         <w:rPr>
           <w:b w:val="1"/>
+          <w:bCs w:val="1"/>
           <w:color w:val="000000"/>
           <w:sz w:val="36"/>
           <w:szCs w:val="36"/>
@@ -42,6 +44,7 @@
         <w:jc w:val="center"/>
         <w:rPr>
           <w:b w:val="1"/>
+          <w:bCs w:val="1"/>
           <w:color w:val="000000"/>
           <w:sz w:val="36"/>
           <w:szCs w:val="36"/>
@@ -59,6 +62,7 @@
         <w:jc w:val="center"/>
         <w:rPr>
           <w:b w:val="1"/>
+          <w:bCs w:val="1"/>
           <w:color w:val="000000"/>
           <w:sz w:val="36"/>
           <w:szCs w:val="36"/>
@@ -76,6 +80,7 @@
         <w:jc w:val="center"/>
         <w:rPr>
           <w:b w:val="1"/>
+          <w:bCs w:val="1"/>
           <w:color w:val="000000"/>
           <w:sz w:val="36"/>
           <w:szCs w:val="36"/>
@@ -93,6 +98,7 @@
         <w:jc w:val="center"/>
         <w:rPr>
           <w:b w:val="1"/>
+          <w:bCs w:val="1"/>
           <w:color w:val="000000"/>
           <w:sz w:val="36"/>
           <w:szCs w:val="36"/>
@@ -110,6 +116,7 @@
         <w:jc w:val="center"/>
         <w:rPr>
           <w:b w:val="1"/>
+          <w:bCs w:val="1"/>
           <w:color w:val="000000"/>
           <w:sz w:val="36"/>
           <w:szCs w:val="36"/>
@@ -127,6 +134,7 @@
         <w:jc w:val="center"/>
         <w:rPr>
           <w:b w:val="1"/>
+          <w:bCs w:val="1"/>
           <w:color w:val="000000"/>
           <w:sz w:val="36"/>
           <w:szCs w:val="36"/>
@@ -144,6 +152,7 @@
         <w:jc w:val="center"/>
         <w:rPr>
           <w:b w:val="1"/>
+          <w:bCs w:val="1"/>
           <w:color w:val="000000"/>
           <w:sz w:val="36"/>
           <w:szCs w:val="36"/>
@@ -161,6 +170,7 @@
         <w:jc w:val="center"/>
         <w:rPr>
           <w:b w:val="1"/>
+          <w:bCs w:val="1"/>
           <w:color w:val="000000"/>
           <w:sz w:val="36"/>
           <w:szCs w:val="36"/>
@@ -179,6 +189,7 @@
         <w:jc w:val="right"/>
         <w:rPr>
           <w:b w:val="1"/>
+          <w:bCs w:val="1"/>
           <w:color w:val="000000"/>
           <w:sz w:val="48"/>
           <w:szCs w:val="48"/>
@@ -187,6 +198,7 @@
       <w:r>
         <w:rPr>
           <w:b w:val="1"/>
+          <w:bCs w:val="1"/>
           <w:color w:val="000000"/>
           <w:sz w:val="48"/>
           <w:szCs w:val="48"/>
@@ -202,6 +214,7 @@
         <w:jc w:val="right"/>
         <w:rPr>
           <w:b w:val="1"/>
+          <w:bCs w:val="1"/>
           <w:color w:val="000000"/>
           <w:sz w:val="48"/>
           <w:szCs w:val="48"/>
@@ -210,6 +223,7 @@
       <w:r>
         <w:rPr>
           <w:b w:val="1"/>
+          <w:bCs w:val="1"/>
           <w:color w:val="000000"/>
           <w:sz w:val="48"/>
           <w:szCs w:val="48"/>
@@ -224,7 +238,9 @@
         <w:jc w:val="right"/>
         <w:rPr>
           <w:b w:val="1"/>
+          <w:bCs w:val="1"/>
           <w:i w:val="1"/>
+          <w:iCs w:val="1"/>
           <w:color w:val="00b050"/>
           <w:sz w:val="36"/>
           <w:szCs w:val="36"/>
@@ -233,6 +249,7 @@
       <w:r>
         <w:rPr>
           <w:b w:val="1"/>
+          <w:bCs w:val="1"/>
           <w:color w:val="000000"/>
           <w:sz w:val="48"/>
           <w:szCs w:val="48"/>
@@ -243,6 +260,7 @@
       <w:r>
         <w:rPr>
           <w:b w:val="1"/>
+          <w:bCs w:val="1"/>
           <w:sz w:val="48"/>
           <w:szCs w:val="48"/>
           <w:rtl w:val="0"/>
@@ -252,6 +270,7 @@
       <w:r>
         <w:rPr>
           <w:b w:val="1"/>
+          <w:bCs w:val="1"/>
           <w:color w:val="000000"/>
           <w:sz w:val="48"/>
           <w:szCs w:val="48"/>
@@ -272,7 +291,9 @@
         <w:rPr>
           <w:rFonts w:ascii="Calibri" w:cs="Calibri" w:eastAsia="Calibri" w:hAnsi="Calibri"/>
           <w:b w:val="1"/>
+          <w:bCs w:val="1"/>
           <w:i w:val="1"/>
+          <w:iCs w:val="1"/>
           <w:color w:val="365f91"/>
           <w:sz w:val="36"/>
           <w:szCs w:val="36"/>
@@ -281,7 +302,9 @@
       <w:r>
         <w:rPr>
           <w:b w:val="1"/>
+          <w:bCs w:val="1"/>
           <w:i w:val="1"/>
+          <w:iCs w:val="1"/>
           <w:sz w:val="36"/>
           <w:szCs w:val="36"/>
           <w:rtl w:val="0"/>
@@ -299,6 +322,7 @@
         <w:spacing w:after="0" w:line="240" w:lineRule="auto"/>
         <w:rPr>
           <w:b w:val="1"/>
+          <w:bCs w:val="1"/>
           <w:color w:val="365f91"/>
         </w:rPr>
       </w:pPr>
@@ -313,6 +337,7 @@
         <w:spacing w:after="0" w:line="240" w:lineRule="auto"/>
         <w:rPr>
           <w:b w:val="1"/>
+          <w:bCs w:val="1"/>
           <w:color w:val="365f91"/>
         </w:rPr>
       </w:pPr>
@@ -327,6 +352,7 @@
         <w:spacing w:after="0" w:line="240" w:lineRule="auto"/>
         <w:rPr>
           <w:b w:val="1"/>
+          <w:bCs w:val="1"/>
           <w:color w:val="365f91"/>
         </w:rPr>
       </w:pPr>
@@ -341,6 +367,7 @@
         <w:spacing w:after="0" w:line="240" w:lineRule="auto"/>
         <w:rPr>
           <w:b w:val="1"/>
+          <w:bCs w:val="1"/>
           <w:color w:val="365f91"/>
         </w:rPr>
       </w:pPr>
@@ -355,6 +382,7 @@
         <w:spacing w:after="0" w:line="240" w:lineRule="auto"/>
         <w:rPr>
           <w:b w:val="1"/>
+          <w:bCs w:val="1"/>
           <w:color w:val="365f91"/>
         </w:rPr>
       </w:pPr>
@@ -369,6 +397,7 @@
         <w:spacing w:after="0" w:line="240" w:lineRule="auto"/>
         <w:rPr>
           <w:b w:val="1"/>
+          <w:bCs w:val="1"/>
           <w:color w:val="365f91"/>
         </w:rPr>
       </w:pPr>
@@ -383,6 +412,7 @@
         <w:spacing w:after="0" w:line="240" w:lineRule="auto"/>
         <w:rPr>
           <w:b w:val="1"/>
+          <w:bCs w:val="1"/>
           <w:color w:val="365f91"/>
         </w:rPr>
       </w:pPr>
@@ -397,6 +427,7 @@
         <w:spacing w:after="0" w:line="240" w:lineRule="auto"/>
         <w:rPr>
           <w:b w:val="1"/>
+          <w:bCs w:val="1"/>
           <w:color w:val="365f91"/>
         </w:rPr>
       </w:pPr>
@@ -411,6 +442,7 @@
         <w:spacing w:after="0" w:line="240" w:lineRule="auto"/>
         <w:rPr>
           <w:b w:val="1"/>
+          <w:bCs w:val="1"/>
           <w:color w:val="365f91"/>
         </w:rPr>
       </w:pPr>
@@ -425,6 +457,7 @@
         <w:spacing w:after="0" w:line="240" w:lineRule="auto"/>
         <w:rPr>
           <w:b w:val="1"/>
+          <w:bCs w:val="1"/>
           <w:color w:val="365f91"/>
         </w:rPr>
       </w:pPr>
@@ -439,6 +472,7 @@
         <w:spacing w:after="0" w:line="240" w:lineRule="auto"/>
         <w:rPr>
           <w:b w:val="1"/>
+          <w:bCs w:val="1"/>
           <w:color w:val="365f91"/>
         </w:rPr>
       </w:pPr>
@@ -453,6 +487,7 @@
         <w:spacing w:after="0" w:line="240" w:lineRule="auto"/>
         <w:rPr>
           <w:b w:val="1"/>
+          <w:bCs w:val="1"/>
           <w:color w:val="365f91"/>
         </w:rPr>
       </w:pPr>
@@ -467,6 +502,7 @@
         <w:spacing w:after="0" w:line="240" w:lineRule="auto"/>
         <w:rPr>
           <w:b w:val="1"/>
+          <w:bCs w:val="1"/>
           <w:color w:val="365f91"/>
         </w:rPr>
       </w:pPr>
@@ -481,6 +517,7 @@
         <w:spacing w:after="0" w:line="240" w:lineRule="auto"/>
         <w:rPr>
           <w:b w:val="1"/>
+          <w:bCs w:val="1"/>
           <w:color w:val="365f91"/>
         </w:rPr>
       </w:pPr>
@@ -495,6 +532,7 @@
         <w:spacing w:after="0" w:line="240" w:lineRule="auto"/>
         <w:rPr>
           <w:b w:val="1"/>
+          <w:bCs w:val="1"/>
           <w:color w:val="365f91"/>
         </w:rPr>
       </w:pPr>
@@ -509,6 +547,7 @@
         <w:spacing w:after="0" w:line="240" w:lineRule="auto"/>
         <w:rPr>
           <w:b w:val="1"/>
+          <w:bCs w:val="1"/>
           <w:color w:val="365f91"/>
         </w:rPr>
       </w:pPr>
@@ -523,6 +562,7 @@
         <w:spacing w:after="0" w:line="240" w:lineRule="auto"/>
         <w:rPr>
           <w:b w:val="1"/>
+          <w:bCs w:val="1"/>
           <w:color w:val="365f91"/>
         </w:rPr>
       </w:pPr>
@@ -537,6 +577,7 @@
         <w:spacing w:after="0" w:line="240" w:lineRule="auto"/>
         <w:rPr>
           <w:b w:val="1"/>
+          <w:bCs w:val="1"/>
           <w:color w:val="365f91"/>
         </w:rPr>
       </w:pPr>
@@ -551,6 +592,7 @@
         <w:spacing w:after="0" w:line="240" w:lineRule="auto"/>
         <w:rPr>
           <w:b w:val="1"/>
+          <w:bCs w:val="1"/>
           <w:color w:val="365f91"/>
         </w:rPr>
       </w:pPr>
@@ -565,6 +607,7 @@
         <w:spacing w:after="0" w:line="240" w:lineRule="auto"/>
         <w:rPr>
           <w:b w:val="1"/>
+          <w:bCs w:val="1"/>
           <w:color w:val="365f91"/>
         </w:rPr>
       </w:pPr>
@@ -578,6 +621,7 @@
       <w:pPr>
         <w:rPr>
           <w:b w:val="1"/>
+          <w:bCs w:val="1"/>
           <w:color w:val="365f91"/>
         </w:rPr>
       </w:pPr>
@@ -592,6 +636,7 @@
         <w:spacing w:after="0" w:line="240" w:lineRule="auto"/>
         <w:rPr>
           <w:b w:val="1"/>
+          <w:bCs w:val="1"/>
           <w:color w:val="365f91"/>
         </w:rPr>
       </w:pPr>
@@ -615,6 +660,7 @@
       <w:r>
         <w:rPr>
           <w:b w:val="1"/>
+          <w:bCs w:val="1"/>
           <w:color w:val="365f91"/>
           <w:sz w:val="32"/>
           <w:szCs w:val="32"/>
@@ -662,7 +708,9 @@
         <w:rPr>
           <w:rFonts w:ascii="Cambria" w:cs="Cambria" w:eastAsia="Cambria" w:hAnsi="Cambria"/>
           <w:b w:val="1"/>
+          <w:bCs w:val="1"/>
           <w:i w:val="0"/>
+          <w:iCs w:val="0"/>
           <w:smallCaps w:val="0"/>
           <w:strike w:val="0"/>
           <w:color w:val="366091"/>
@@ -677,7 +725,9 @@
         <w:rPr>
           <w:rFonts w:ascii="Cambria" w:cs="Cambria" w:eastAsia="Cambria" w:hAnsi="Cambria"/>
           <w:b w:val="1"/>
+          <w:bCs w:val="1"/>
           <w:i w:val="0"/>
+          <w:iCs w:val="0"/>
           <w:smallCaps w:val="0"/>
           <w:strike w:val="0"/>
           <w:color w:val="366091"/>
@@ -693,7 +743,7 @@
     </w:p>
     <w:sdt>
       <w:sdtPr>
-        <w:id w:val="1801100163"/>
+        <w:id w:val="1395274053"/>
         <w:docPartObj>
           <w:docPartGallery w:val="Table of Contents"/>
           <w:docPartUnique w:val="1"/>
@@ -710,7 +760,9 @@
             <w:rPr>
               <w:rFonts w:ascii="Arial" w:cs="Arial" w:eastAsia="Arial" w:hAnsi="Arial"/>
               <w:b w:val="1"/>
+              <w:bCs w:val="1"/>
               <w:i w:val="0"/>
+              <w:iCs w:val="0"/>
               <w:smallCaps w:val="0"/>
               <w:strike w:val="0"/>
               <w:color w:val="000000"/>
@@ -731,7 +783,9 @@
               <w:rPr>
                 <w:rFonts w:ascii="Calibri" w:cs="Calibri" w:eastAsia="Calibri" w:hAnsi="Calibri"/>
                 <w:b w:val="0"/>
+                <w:bCs w:val="0"/>
                 <w:i w:val="0"/>
+                <w:iCs w:val="0"/>
                 <w:smallCaps w:val="0"/>
                 <w:strike w:val="0"/>
                 <w:color w:val="000000"/>
@@ -763,7 +817,9 @@
             <w:rPr>
               <w:rFonts w:ascii="Arial" w:cs="Arial" w:eastAsia="Arial" w:hAnsi="Arial"/>
               <w:b w:val="1"/>
+              <w:bCs w:val="1"/>
               <w:i w:val="0"/>
+              <w:iCs w:val="0"/>
               <w:smallCaps w:val="0"/>
               <w:strike w:val="0"/>
               <w:color w:val="000000"/>
@@ -779,7 +835,9 @@
               <w:rPr>
                 <w:rFonts w:ascii="Calibri" w:cs="Calibri" w:eastAsia="Calibri" w:hAnsi="Calibri"/>
                 <w:b w:val="0"/>
+                <w:bCs w:val="0"/>
                 <w:i w:val="0"/>
+                <w:iCs w:val="0"/>
                 <w:smallCaps w:val="0"/>
                 <w:strike w:val="0"/>
                 <w:color w:val="000000"/>
@@ -811,7 +869,9 @@
             <w:rPr>
               <w:rFonts w:ascii="Arial" w:cs="Arial" w:eastAsia="Arial" w:hAnsi="Arial"/>
               <w:b w:val="1"/>
+              <w:bCs w:val="1"/>
               <w:i w:val="0"/>
+              <w:iCs w:val="0"/>
               <w:smallCaps w:val="0"/>
               <w:strike w:val="0"/>
               <w:color w:val="000000"/>
@@ -827,7 +887,9 @@
               <w:rPr>
                 <w:rFonts w:ascii="Calibri" w:cs="Calibri" w:eastAsia="Calibri" w:hAnsi="Calibri"/>
                 <w:b w:val="0"/>
+                <w:bCs w:val="0"/>
                 <w:i w:val="0"/>
+                <w:iCs w:val="0"/>
                 <w:smallCaps w:val="0"/>
                 <w:strike w:val="0"/>
                 <w:color w:val="000000"/>
@@ -859,7 +921,9 @@
             <w:rPr>
               <w:rFonts w:ascii="Arial" w:cs="Arial" w:eastAsia="Arial" w:hAnsi="Arial"/>
               <w:b w:val="1"/>
+              <w:bCs w:val="1"/>
               <w:i w:val="0"/>
+              <w:iCs w:val="0"/>
               <w:smallCaps w:val="0"/>
               <w:strike w:val="0"/>
               <w:color w:val="000000"/>
@@ -875,7 +939,9 @@
               <w:rPr>
                 <w:rFonts w:ascii="Calibri" w:cs="Calibri" w:eastAsia="Calibri" w:hAnsi="Calibri"/>
                 <w:b w:val="0"/>
+                <w:bCs w:val="0"/>
                 <w:i w:val="0"/>
+                <w:iCs w:val="0"/>
                 <w:smallCaps w:val="0"/>
                 <w:strike w:val="0"/>
                 <w:color w:val="000000"/>
@@ -908,7 +974,9 @@
             <w:rPr>
               <w:rFonts w:ascii="Arial" w:cs="Arial" w:eastAsia="Arial" w:hAnsi="Arial"/>
               <w:b w:val="0"/>
+              <w:bCs w:val="0"/>
               <w:i w:val="0"/>
+              <w:iCs w:val="0"/>
               <w:smallCaps w:val="0"/>
               <w:strike w:val="0"/>
               <w:color w:val="000000"/>
@@ -924,7 +992,9 @@
               <w:rPr>
                 <w:rFonts w:ascii="Arial" w:cs="Arial" w:eastAsia="Arial" w:hAnsi="Arial"/>
                 <w:b w:val="0"/>
+                <w:bCs w:val="0"/>
                 <w:i w:val="0"/>
+                <w:iCs w:val="0"/>
                 <w:smallCaps w:val="0"/>
                 <w:strike w:val="0"/>
                 <w:color w:val="000000"/>
@@ -957,7 +1027,9 @@
             <w:rPr>
               <w:rFonts w:ascii="Arial" w:cs="Arial" w:eastAsia="Arial" w:hAnsi="Arial"/>
               <w:b w:val="0"/>
+              <w:bCs w:val="0"/>
               <w:i w:val="0"/>
+              <w:iCs w:val="0"/>
               <w:smallCaps w:val="0"/>
               <w:strike w:val="0"/>
               <w:color w:val="000000"/>
@@ -973,7 +1045,9 @@
               <w:rPr>
                 <w:rFonts w:ascii="Arial" w:cs="Arial" w:eastAsia="Arial" w:hAnsi="Arial"/>
                 <w:b w:val="0"/>
+                <w:bCs w:val="0"/>
                 <w:i w:val="0"/>
+                <w:iCs w:val="0"/>
                 <w:smallCaps w:val="0"/>
                 <w:strike w:val="0"/>
                 <w:color w:val="000000"/>
@@ -1006,7 +1080,9 @@
             <w:rPr>
               <w:rFonts w:ascii="Arial" w:cs="Arial" w:eastAsia="Arial" w:hAnsi="Arial"/>
               <w:b w:val="0"/>
+              <w:bCs w:val="0"/>
               <w:i w:val="0"/>
+              <w:iCs w:val="0"/>
               <w:smallCaps w:val="0"/>
               <w:strike w:val="0"/>
               <w:color w:val="000000"/>
@@ -1022,7 +1098,9 @@
               <w:rPr>
                 <w:rFonts w:ascii="Arial" w:cs="Arial" w:eastAsia="Arial" w:hAnsi="Arial"/>
                 <w:b w:val="0"/>
+                <w:bCs w:val="0"/>
                 <w:i w:val="0"/>
+                <w:iCs w:val="0"/>
                 <w:smallCaps w:val="0"/>
                 <w:strike w:val="0"/>
                 <w:color w:val="000000"/>
@@ -1055,7 +1133,9 @@
             <w:rPr>
               <w:rFonts w:ascii="Arial" w:cs="Arial" w:eastAsia="Arial" w:hAnsi="Arial"/>
               <w:b w:val="0"/>
+              <w:bCs w:val="0"/>
               <w:i w:val="0"/>
+              <w:iCs w:val="0"/>
               <w:smallCaps w:val="0"/>
               <w:strike w:val="0"/>
               <w:color w:val="000000"/>
@@ -1071,7 +1151,9 @@
               <w:rPr>
                 <w:rFonts w:ascii="Arial" w:cs="Arial" w:eastAsia="Arial" w:hAnsi="Arial"/>
                 <w:b w:val="0"/>
+                <w:bCs w:val="0"/>
                 <w:i w:val="0"/>
+                <w:iCs w:val="0"/>
                 <w:smallCaps w:val="0"/>
                 <w:strike w:val="0"/>
                 <w:color w:val="000000"/>
@@ -1104,7 +1186,9 @@
             <w:rPr>
               <w:rFonts w:ascii="Arial" w:cs="Arial" w:eastAsia="Arial" w:hAnsi="Arial"/>
               <w:b w:val="0"/>
+              <w:bCs w:val="0"/>
               <w:i w:val="0"/>
+              <w:iCs w:val="0"/>
               <w:smallCaps w:val="0"/>
               <w:strike w:val="0"/>
               <w:color w:val="000000"/>
@@ -1120,7 +1204,9 @@
               <w:rPr>
                 <w:rFonts w:ascii="Arial" w:cs="Arial" w:eastAsia="Arial" w:hAnsi="Arial"/>
                 <w:b w:val="0"/>
+                <w:bCs w:val="0"/>
                 <w:i w:val="0"/>
+                <w:iCs w:val="0"/>
                 <w:smallCaps w:val="0"/>
                 <w:strike w:val="0"/>
                 <w:color w:val="000000"/>
@@ -1152,6 +1238,7 @@
         <w:rPr>
           <w:rFonts w:ascii="Cambria" w:cs="Cambria" w:eastAsia="Cambria" w:hAnsi="Cambria"/>
           <w:b w:val="1"/>
+          <w:bCs w:val="1"/>
           <w:color w:val="366091"/>
           <w:sz w:val="28"/>
           <w:szCs w:val="28"/>
@@ -2160,12 +2247,14 @@
               <w:jc w:val="center"/>
               <w:rPr>
                 <w:b w:val="1"/>
+                <w:bCs w:val="1"/>
                 <w:color w:val="000000"/>
               </w:rPr>
             </w:pPr>
             <w:r>
               <w:rPr>
                 <w:b w:val="1"/>
+                <w:bCs w:val="1"/>
                 <w:rtl w:val="0"/>
               </w:rPr>
               <w:t xml:space="preserve">21.269.606-4</w:t>
@@ -2187,12 +2276,14 @@
               <w:jc w:val="center"/>
               <w:rPr>
                 <w:b w:val="1"/>
+                <w:bCs w:val="1"/>
                 <w:color w:val="000000"/>
               </w:rPr>
             </w:pPr>
             <w:r>
               <w:rPr>
                 <w:b w:val="1"/>
+                <w:bCs w:val="1"/>
                 <w:rtl w:val="0"/>
               </w:rPr>
               <w:t xml:space="preserve">Sebastián Solar Aburto</w:t>
@@ -2214,12 +2305,14 @@
               <w:jc w:val="center"/>
               <w:rPr>
                 <w:b w:val="1"/>
+                <w:bCs w:val="1"/>
               </w:rPr>
             </w:pPr>
             <w:hyperlink r:id="rId7">
               <w:r>
                 <w:rPr>
                   <w:b w:val="1"/>
+                  <w:bCs w:val="1"/>
                   <w:color w:val="1155cc"/>
                   <w:u w:val="single"/>
                   <w:rtl w:val="0"/>
@@ -2239,6 +2332,7 @@
               <w:jc w:val="center"/>
               <w:rPr>
                 <w:b w:val="1"/>
+                <w:bCs w:val="1"/>
               </w:rPr>
             </w:pPr>
             <w:r>
@@ -2264,12 +2358,14 @@
               <w:jc w:val="center"/>
               <w:rPr>
                 <w:b w:val="1"/>
+                <w:bCs w:val="1"/>
                 <w:color w:val="000000"/>
               </w:rPr>
             </w:pPr>
             <w:r>
               <w:rPr>
                 <w:b w:val="1"/>
+                <w:bCs w:val="1"/>
                 <w:rtl w:val="0"/>
               </w:rPr>
               <w:t xml:space="preserve">18.623.670-K</w:t>
@@ -2291,12 +2387,14 @@
               <w:jc w:val="center"/>
               <w:rPr>
                 <w:b w:val="1"/>
+                <w:bCs w:val="1"/>
                 <w:color w:val="000000"/>
               </w:rPr>
             </w:pPr>
             <w:r>
               <w:rPr>
                 <w:b w:val="1"/>
+                <w:bCs w:val="1"/>
                 <w:rtl w:val="0"/>
               </w:rPr>
               <w:t xml:space="preserve">Carlos Catalán Donoso</w:t>
@@ -2318,6 +2416,7 @@
               <w:jc w:val="center"/>
               <w:rPr>
                 <w:b w:val="1"/>
+                <w:bCs w:val="1"/>
                 <w:color w:val="000000"/>
               </w:rPr>
             </w:pPr>
@@ -2325,6 +2424,7 @@
               <w:r>
                 <w:rPr>
                   <w:b w:val="1"/>
+                  <w:bCs w:val="1"/>
                   <w:color w:val="1155cc"/>
                   <w:u w:val="single"/>
                   <w:rtl w:val="0"/>
@@ -2355,6 +2455,7 @@
               <w:jc w:val="center"/>
               <w:rPr>
                 <w:b w:val="1"/>
+                <w:bCs w:val="1"/>
                 <w:color w:val="000000"/>
               </w:rPr>
             </w:pPr>
@@ -2375,6 +2476,7 @@
               <w:jc w:val="center"/>
               <w:rPr>
                 <w:b w:val="1"/>
+                <w:bCs w:val="1"/>
                 <w:color w:val="000000"/>
               </w:rPr>
             </w:pPr>
@@ -2395,6 +2497,7 @@
               <w:jc w:val="center"/>
               <w:rPr>
                 <w:b w:val="1"/>
+                <w:bCs w:val="1"/>
                 <w:color w:val="000000"/>
               </w:rPr>
             </w:pPr>
@@ -2421,6 +2524,7 @@
               <w:jc w:val="center"/>
               <w:rPr>
                 <w:b w:val="1"/>
+                <w:bCs w:val="1"/>
                 <w:color w:val="000000"/>
               </w:rPr>
             </w:pPr>
@@ -2441,6 +2545,7 @@
               <w:jc w:val="center"/>
               <w:rPr>
                 <w:b w:val="1"/>
+                <w:bCs w:val="1"/>
                 <w:color w:val="000000"/>
               </w:rPr>
             </w:pPr>
@@ -2461,6 +2566,7 @@
               <w:jc w:val="center"/>
               <w:rPr>
                 <w:b w:val="1"/>
+                <w:bCs w:val="1"/>
                 <w:color w:val="000000"/>
               </w:rPr>
             </w:pPr>
@@ -2487,6 +2593,7 @@
               <w:jc w:val="center"/>
               <w:rPr>
                 <w:b w:val="1"/>
+                <w:bCs w:val="1"/>
                 <w:color w:val="000000"/>
               </w:rPr>
             </w:pPr>
@@ -2507,6 +2614,7 @@
               <w:jc w:val="center"/>
               <w:rPr>
                 <w:b w:val="1"/>
+                <w:bCs w:val="1"/>
                 <w:color w:val="000000"/>
               </w:rPr>
             </w:pPr>
@@ -2527,6 +2635,7 @@
               <w:jc w:val="center"/>
               <w:rPr>
                 <w:b w:val="1"/>
+                <w:bCs w:val="1"/>
                 <w:color w:val="000000"/>
               </w:rPr>
             </w:pPr>
@@ -2552,16 +2661,38 @@
     </w:p>
     <w:p>
       <w:pPr>
-        <w:rPr>
-          <w:color w:val="000000"/>
-          <w:sz w:val="24"/>
-          <w:szCs w:val="24"/>
-          <w:u w:val="single"/>
-        </w:rPr>
-      </w:pPr>
-      <w:r>
-        <w:br w:type="page"/>
-      </w:r>
+        <w:rPr/>
+      </w:pPr>
+      <w:r>
+        <w:rPr>
+          <w:rtl w:val="0"/>
+        </w:rPr>
+      </w:r>
+    </w:p>
+    <w:p>
+      <w:pPr>
+        <w:rPr/>
+      </w:pPr>
+      <w:r>
+        <w:rPr>
+          <w:rtl w:val="0"/>
+        </w:rPr>
+      </w:r>
+    </w:p>
+    <w:p>
+      <w:pPr>
+        <w:rPr/>
+      </w:pPr>
+      <w:r>
+        <w:rPr>
+          <w:rtl w:val="0"/>
+        </w:rPr>
+      </w:r>
+    </w:p>
+    <w:p>
+      <w:pPr>
+        <w:rPr/>
+      </w:pPr>
       <w:r>
         <w:rPr>
           <w:rtl w:val="0"/>
@@ -2643,11 +2774,13 @@
               <w:jc w:val="center"/>
               <w:rPr>
                 <w:b w:val="1"/>
+                <w:bCs w:val="1"/>
               </w:rPr>
             </w:pPr>
             <w:r>
               <w:rPr>
                 <w:b w:val="1"/>
+                <w:bCs w:val="1"/>
                 <w:rtl w:val="0"/>
               </w:rPr>
               <w:t xml:space="preserve">ID</w:t>
@@ -2662,11 +2795,13 @@
             <w:pPr>
               <w:rPr>
                 <w:b w:val="1"/>
+                <w:bCs w:val="1"/>
               </w:rPr>
             </w:pPr>
             <w:r>
               <w:rPr>
                 <w:b w:val="1"/>
+                <w:bCs w:val="1"/>
                 <w:rtl w:val="0"/>
               </w:rPr>
               <w:t xml:space="preserve">Épica</w:t>
@@ -2703,7 +2838,7 @@
               <w:rPr>
                 <w:rtl w:val="0"/>
               </w:rPr>
-              <w:t xml:space="preserve">Ingesta y procesamiento de datos</w:t>
+              <w:t xml:space="preserve">Ingesta y Scraping de Datos</w:t>
             </w:r>
           </w:p>
         </w:tc>
@@ -2737,7 +2872,7 @@
               <w:rPr>
                 <w:rtl w:val="0"/>
               </w:rPr>
-              <w:t xml:space="preserve">Gestión y almacenamiento de datos en Firebase</w:t>
+              <w:t xml:space="preserve">Gestión de Datos en MongoDB</w:t>
             </w:r>
           </w:p>
         </w:tc>
@@ -2771,7 +2906,7 @@
               <w:rPr>
                 <w:rtl w:val="0"/>
               </w:rPr>
-              <w:t xml:space="preserve">Análisis y visualización en Power BI</w:t>
+              <w:t xml:space="preserve">Analítica y Visualización Web</w:t>
             </w:r>
           </w:p>
         </w:tc>
@@ -2805,7 +2940,7 @@
               <w:rPr>
                 <w:rtl w:val="0"/>
               </w:rPr>
-              <w:t xml:space="preserve">Escalabilidad y extensibilidad del sistema</w:t>
+              <w:t xml:space="preserve">Administración y Escalabilidad</w:t>
             </w:r>
           </w:p>
         </w:tc>
@@ -2839,7 +2974,7 @@
               <w:rPr>
                 <w:rtl w:val="0"/>
               </w:rPr>
-              <w:t xml:space="preserve">Seguridad,disponibilidad y usabilidad de la aplicación</w:t>
+              <w:t xml:space="preserve">Seguridad y Acceso</w:t>
             </w:r>
           </w:p>
         </w:tc>
@@ -3077,11 +3212,13 @@
               <w:jc w:val="center"/>
               <w:rPr>
                 <w:b w:val="1"/>
+                <w:bCs w:val="1"/>
               </w:rPr>
             </w:pPr>
             <w:r>
               <w:rPr>
                 <w:b w:val="1"/>
+                <w:bCs w:val="1"/>
                 <w:rtl w:val="0"/>
               </w:rPr>
               <w:t xml:space="preserve">ID</w:t>
@@ -3096,11 +3233,13 @@
             <w:pPr>
               <w:rPr>
                 <w:b w:val="1"/>
+                <w:bCs w:val="1"/>
               </w:rPr>
             </w:pPr>
             <w:r>
               <w:rPr>
                 <w:b w:val="1"/>
+                <w:bCs w:val="1"/>
                 <w:rtl w:val="0"/>
               </w:rPr>
               <w:t xml:space="preserve">Épica</w:t>
@@ -3115,11 +3254,13 @@
             <w:pPr>
               <w:rPr>
                 <w:b w:val="1"/>
+                <w:bCs w:val="1"/>
               </w:rPr>
             </w:pPr>
             <w:r>
               <w:rPr>
                 <w:b w:val="1"/>
+                <w:bCs w:val="1"/>
                 <w:rtl w:val="0"/>
               </w:rPr>
               <w:t xml:space="preserve">Priorización</w:t>
@@ -3434,6 +3575,1501 @@
     </w:p>
     <w:p>
       <w:pPr>
+        <w:pStyle w:val="Heading4"/>
+        <w:keepNext w:val="0"/>
+        <w:widowControl w:val="1"/>
+        <w:spacing w:after="40" w:before="240" w:lineRule="auto"/>
+        <w:jc w:val="left"/>
+        <w:rPr>
+          <w:rFonts w:ascii="Calibri" w:cs="Calibri" w:eastAsia="Calibri" w:hAnsi="Calibri"/>
+          <w:b w:val="1"/>
+          <w:bCs w:val="1"/>
+          <w:sz w:val="26"/>
+          <w:szCs w:val="26"/>
+        </w:rPr>
+      </w:pPr>
+      <w:bookmarkStart w:colFirst="0" w:colLast="0" w:name="_heading=h.uatm0yqqa2pd" w:id="7"/>
+      <w:bookmarkEnd w:id="7"/>
+      <w:r>
+        <w:rPr>
+          <w:rFonts w:ascii="Calibri" w:cs="Calibri" w:eastAsia="Calibri" w:hAnsi="Calibri"/>
+          <w:b w:val="1"/>
+          <w:bCs w:val="1"/>
+          <w:sz w:val="26"/>
+          <w:szCs w:val="26"/>
+          <w:rtl w:val="0"/>
+        </w:rPr>
+        <w:t xml:space="preserve">ÉPICA E01: Ingesta y Scraping de Datos</w:t>
+      </w:r>
+    </w:p>
+    <w:p>
+      <w:pPr>
+        <w:numPr>
+          <w:ilvl w:val="0"/>
+          <w:numId w:val="2"/>
+        </w:numPr>
+        <w:spacing w:after="0" w:afterAutospacing="0" w:before="240" w:lineRule="auto"/>
+        <w:ind w:left="720" w:hanging="360"/>
+      </w:pPr>
+      <w:r>
+        <w:rPr>
+          <w:rtl w:val="0"/>
+        </w:rPr>
+        <w:t xml:space="preserve">HU01: Extracción de precios de supermercados</w:t>
+      </w:r>
+    </w:p>
+    <w:p>
+      <w:pPr>
+        <w:numPr>
+          <w:ilvl w:val="1"/>
+          <w:numId w:val="2"/>
+        </w:numPr>
+        <w:spacing w:after="0" w:afterAutospacing="0" w:before="0" w:beforeAutospacing="0" w:lineRule="auto"/>
+        <w:ind w:left="1440" w:hanging="360"/>
+      </w:pPr>
+      <w:r>
+        <w:rPr>
+          <w:rtl w:val="0"/>
+        </w:rPr>
+        <w:t xml:space="preserve">Como administrador del sistema,</w:t>
+      </w:r>
+    </w:p>
+    <w:p>
+      <w:pPr>
+        <w:numPr>
+          <w:ilvl w:val="1"/>
+          <w:numId w:val="2"/>
+        </w:numPr>
+        <w:spacing w:after="0" w:afterAutospacing="0" w:before="0" w:beforeAutospacing="0" w:lineRule="auto"/>
+        <w:ind w:left="1440" w:hanging="360"/>
+      </w:pPr>
+      <w:r>
+        <w:rPr>
+          <w:rtl w:val="0"/>
+        </w:rPr>
+        <w:t xml:space="preserve">Quiero ejecutar scripts que extraigan el catálogo de "Despensa" de Jumbo, Tottus, Unimarc y Acuenta,</w:t>
+      </w:r>
+    </w:p>
+    <w:p>
+      <w:pPr>
+        <w:numPr>
+          <w:ilvl w:val="1"/>
+          <w:numId w:val="2"/>
+        </w:numPr>
+        <w:spacing w:after="0" w:afterAutospacing="0" w:before="0" w:beforeAutospacing="0" w:lineRule="auto"/>
+        <w:ind w:left="1440" w:hanging="360"/>
+      </w:pPr>
+      <w:r>
+        <w:rPr>
+          <w:rtl w:val="0"/>
+        </w:rPr>
+        <w:t xml:space="preserve">Para mantener la base de datos actualizada con los precios del día sin intervención manual.</w:t>
+      </w:r>
+    </w:p>
+    <w:p>
+      <w:pPr>
+        <w:numPr>
+          <w:ilvl w:val="1"/>
+          <w:numId w:val="2"/>
+        </w:numPr>
+        <w:spacing w:after="240" w:before="0" w:beforeAutospacing="0" w:lineRule="auto"/>
+        <w:ind w:left="1440" w:hanging="360"/>
+      </w:pPr>
+      <w:r>
+        <w:rPr>
+          <w:rtl w:val="0"/>
+        </w:rPr>
+        <w:t xml:space="preserve">Criterio de aceptación:</w:t>
+      </w:r>
+      <w:r>
+        <w:rPr>
+          <w:rtl w:val="0"/>
+        </w:rPr>
+        <w:t xml:space="preserve"> Los scripts usan Playwright y guardan los datos en la colección </w:t>
+      </w:r>
+      <w:r>
+        <w:rPr>
+          <w:rtl w:val="0"/>
+        </w:rPr>
+        <w:t xml:space="preserve">productos</w:t>
+      </w:r>
+      <w:r>
+        <w:rPr>
+          <w:rtl w:val="0"/>
+        </w:rPr>
+        <w:t xml:space="preserve"> de MongoDB.</w:t>
+      </w:r>
+    </w:p>
+    <w:p>
+      <w:pPr>
+        <w:spacing w:after="240" w:before="240" w:lineRule="auto"/>
+        <w:rPr>
+          <w:b w:val="1"/>
+          <w:bCs w:val="1"/>
+          <w:sz w:val="26"/>
+          <w:szCs w:val="26"/>
+        </w:rPr>
+      </w:pPr>
+      <w:r>
+        <w:rPr>
+          <w:b w:val="1"/>
+          <w:bCs w:val="1"/>
+          <w:sz w:val="30"/>
+          <w:szCs w:val="30"/>
+          <w:rtl w:val="0"/>
+        </w:rPr>
+        <w:t xml:space="preserve">HU02: Ejecución asíncrona (Workers)</w:t>
+      </w:r>
+      <w:r>
+        <w:rPr>
+          <w:rtl w:val="0"/>
+        </w:rPr>
+      </w:r>
+    </w:p>
+    <w:p>
+      <w:pPr>
+        <w:keepNext w:val="0"/>
+        <w:keepLines w:val="0"/>
+        <w:pageBreakBefore w:val="0"/>
+        <w:widowControl w:val="1"/>
+        <w:numPr>
+          <w:ilvl w:val="0"/>
+          <w:numId w:val="1"/>
+        </w:numPr>
+        <w:pBdr>
+          <w:top w:space="0" w:sz="0" w:val="nil"/>
+          <w:left w:space="0" w:sz="0" w:val="nil"/>
+          <w:bottom w:space="0" w:sz="0" w:val="nil"/>
+          <w:right w:space="0" w:sz="0" w:val="nil"/>
+          <w:between w:space="0" w:sz="0" w:val="nil"/>
+        </w:pBdr>
+        <w:shd w:fill="auto" w:val="clear"/>
+        <w:spacing w:after="0" w:afterAutospacing="0" w:before="240" w:line="276" w:lineRule="auto"/>
+        <w:ind w:left="720" w:right="0" w:hanging="360"/>
+        <w:jc w:val="left"/>
+      </w:pPr>
+      <w:r>
+        <w:rPr>
+          <w:rtl w:val="0"/>
+        </w:rPr>
+        <w:t xml:space="preserve">Como sistema,</w:t>
+      </w:r>
+    </w:p>
+    <w:p>
+      <w:pPr>
+        <w:keepNext w:val="0"/>
+        <w:keepLines w:val="0"/>
+        <w:pageBreakBefore w:val="0"/>
+        <w:widowControl w:val="1"/>
+        <w:numPr>
+          <w:ilvl w:val="0"/>
+          <w:numId w:val="1"/>
+        </w:numPr>
+        <w:pBdr>
+          <w:top w:space="0" w:sz="0" w:val="nil"/>
+          <w:left w:space="0" w:sz="0" w:val="nil"/>
+          <w:bottom w:space="0" w:sz="0" w:val="nil"/>
+          <w:right w:space="0" w:sz="0" w:val="nil"/>
+          <w:between w:space="0" w:sz="0" w:val="nil"/>
+        </w:pBdr>
+        <w:shd w:fill="auto" w:val="clear"/>
+        <w:spacing w:after="0" w:afterAutospacing="0" w:before="0" w:beforeAutospacing="0" w:line="276" w:lineRule="auto"/>
+        <w:ind w:left="720" w:right="0" w:hanging="360"/>
+        <w:jc w:val="left"/>
+      </w:pPr>
+      <w:r>
+        <w:rPr>
+          <w:rtl w:val="0"/>
+        </w:rPr>
+        <w:t xml:space="preserve">Quiero ejecutar los procesos de scraping en segundo plano (workers),</w:t>
+      </w:r>
+    </w:p>
+    <w:p>
+      <w:pPr>
+        <w:keepNext w:val="0"/>
+        <w:keepLines w:val="0"/>
+        <w:pageBreakBefore w:val="0"/>
+        <w:widowControl w:val="1"/>
+        <w:numPr>
+          <w:ilvl w:val="0"/>
+          <w:numId w:val="1"/>
+        </w:numPr>
+        <w:pBdr>
+          <w:top w:space="0" w:sz="0" w:val="nil"/>
+          <w:left w:space="0" w:sz="0" w:val="nil"/>
+          <w:bottom w:space="0" w:sz="0" w:val="nil"/>
+          <w:right w:space="0" w:sz="0" w:val="nil"/>
+          <w:between w:space="0" w:sz="0" w:val="nil"/>
+        </w:pBdr>
+        <w:shd w:fill="auto" w:val="clear"/>
+        <w:spacing w:after="240" w:before="0" w:beforeAutospacing="0" w:line="276" w:lineRule="auto"/>
+        <w:ind w:left="720" w:right="0" w:hanging="360"/>
+        <w:jc w:val="left"/>
+      </w:pPr>
+      <w:r>
+        <w:rPr>
+          <w:rtl w:val="0"/>
+        </w:rPr>
+        <w:t xml:space="preserve">Para que el servidor principal no se congele ni deje de responder a los usuarios mientras se descargan los datos.</w:t>
+      </w:r>
+    </w:p>
+    <w:p>
+      <w:pPr>
+        <w:spacing w:after="240" w:before="240" w:lineRule="auto"/>
+        <w:rPr>
+          <w:b w:val="1"/>
+          <w:bCs w:val="1"/>
+          <w:sz w:val="26"/>
+          <w:szCs w:val="26"/>
+        </w:rPr>
+      </w:pPr>
+      <w:r>
+        <w:rPr>
+          <w:b w:val="1"/>
+          <w:bCs w:val="1"/>
+          <w:sz w:val="26"/>
+          <w:szCs w:val="26"/>
+          <w:rtl w:val="0"/>
+        </w:rPr>
+        <w:t xml:space="preserve">HU03: Manejo de errores en scraping</w:t>
+      </w:r>
+    </w:p>
+    <w:p>
+      <w:pPr>
+        <w:numPr>
+          <w:ilvl w:val="0"/>
+          <w:numId w:val="1"/>
+        </w:numPr>
+        <w:spacing w:after="0" w:afterAutospacing="0" w:before="240" w:lineRule="auto"/>
+        <w:ind w:left="720" w:hanging="360"/>
+      </w:pPr>
+      <w:r>
+        <w:rPr>
+          <w:rtl w:val="0"/>
+        </w:rPr>
+        <w:t xml:space="preserve">Como desarrollador,</w:t>
+      </w:r>
+    </w:p>
+    <w:p>
+      <w:pPr>
+        <w:numPr>
+          <w:ilvl w:val="0"/>
+          <w:numId w:val="1"/>
+        </w:numPr>
+        <w:spacing w:after="0" w:afterAutospacing="0" w:before="0" w:beforeAutospacing="0" w:lineRule="auto"/>
+        <w:ind w:left="720" w:hanging="360"/>
+      </w:pPr>
+      <w:r>
+        <w:rPr>
+          <w:rtl w:val="0"/>
+        </w:rPr>
+        <w:t xml:space="preserve">Quiero que el sistema detecte si un selector HTML cambió en la web del supermercado,</w:t>
+      </w:r>
+    </w:p>
+    <w:p>
+      <w:pPr>
+        <w:numPr>
+          <w:ilvl w:val="0"/>
+          <w:numId w:val="1"/>
+        </w:numPr>
+        <w:spacing w:after="240" w:before="0" w:beforeAutospacing="0" w:lineRule="auto"/>
+        <w:ind w:left="720" w:hanging="360"/>
+      </w:pPr>
+      <w:r>
+        <w:rPr>
+          <w:rtl w:val="0"/>
+        </w:rPr>
+        <w:t xml:space="preserve">Para recibir una alerta en el log y corregir el script rápidamente.</w:t>
+      </w:r>
+    </w:p>
+    <w:p>
+      <w:pPr>
+        <w:spacing w:after="240" w:before="240" w:lineRule="auto"/>
+        <w:rPr/>
+      </w:pPr>
+      <w:r>
+        <w:rPr>
+          <w:rtl w:val="0"/>
+        </w:rPr>
+      </w:r>
+    </w:p>
+    <w:p>
+      <w:pPr>
+        <w:spacing w:after="240" w:before="240" w:lineRule="auto"/>
+        <w:rPr/>
+      </w:pPr>
+      <w:r>
+        <w:rPr>
+          <w:rtl w:val="0"/>
+        </w:rPr>
+      </w:r>
+    </w:p>
+    <w:p>
+      <w:pPr>
+        <w:spacing w:after="240" w:before="240" w:lineRule="auto"/>
+        <w:rPr/>
+      </w:pPr>
+      <w:r>
+        <w:rPr>
+          <w:rtl w:val="0"/>
+        </w:rPr>
+      </w:r>
+    </w:p>
+    <w:p>
+      <w:pPr>
+        <w:spacing w:after="240" w:before="240" w:lineRule="auto"/>
+        <w:rPr/>
+      </w:pPr>
+      <w:r>
+        <w:rPr>
+          <w:rtl w:val="0"/>
+        </w:rPr>
+      </w:r>
+    </w:p>
+    <w:p>
+      <w:pPr>
+        <w:rPr/>
+      </w:pPr>
+      <w:r>
+        <w:rPr>
+          <w:rtl w:val="0"/>
+        </w:rPr>
+      </w:r>
+    </w:p>
+    <w:p>
+      <w:pPr>
+        <w:rPr/>
+      </w:pPr>
+      <w:r>
+        <w:rPr>
+          <w:rtl w:val="0"/>
+        </w:rPr>
+      </w:r>
+    </w:p>
+    <w:p>
+      <w:pPr>
+        <w:pStyle w:val="Heading4"/>
+        <w:keepNext w:val="0"/>
+        <w:widowControl w:val="1"/>
+        <w:spacing w:after="40" w:before="240" w:lineRule="auto"/>
+        <w:jc w:val="left"/>
+        <w:rPr>
+          <w:rFonts w:ascii="Calibri" w:cs="Calibri" w:eastAsia="Calibri" w:hAnsi="Calibri"/>
+          <w:b w:val="1"/>
+          <w:bCs w:val="1"/>
+          <w:sz w:val="28"/>
+          <w:szCs w:val="28"/>
+        </w:rPr>
+      </w:pPr>
+      <w:bookmarkStart w:colFirst="0" w:colLast="0" w:name="_heading=h.sakw97kqyqvm" w:id="8"/>
+      <w:bookmarkEnd w:id="8"/>
+      <w:r>
+        <w:rPr>
+          <w:rFonts w:ascii="Calibri" w:cs="Calibri" w:eastAsia="Calibri" w:hAnsi="Calibri"/>
+          <w:b w:val="1"/>
+          <w:bCs w:val="1"/>
+          <w:sz w:val="28"/>
+          <w:szCs w:val="28"/>
+          <w:rtl w:val="0"/>
+        </w:rPr>
+        <w:t xml:space="preserve">ÉPICA E02: Gestión de Datos en MongoDB</w:t>
+      </w:r>
+    </w:p>
+    <w:p>
+      <w:pPr>
+        <w:spacing w:after="240" w:before="240" w:lineRule="auto"/>
+        <w:ind w:left="0" w:firstLine="0"/>
+        <w:rPr>
+          <w:b w:val="1"/>
+          <w:bCs w:val="1"/>
+          <w:sz w:val="26"/>
+          <w:szCs w:val="26"/>
+        </w:rPr>
+      </w:pPr>
+      <w:r>
+        <w:rPr>
+          <w:b w:val="1"/>
+          <w:bCs w:val="1"/>
+          <w:sz w:val="26"/>
+          <w:szCs w:val="26"/>
+          <w:rtl w:val="0"/>
+        </w:rPr>
+        <w:t xml:space="preserve">HU04: Modelo de datos flexible</w:t>
+      </w:r>
+    </w:p>
+    <w:p>
+      <w:pPr>
+        <w:keepNext w:val="0"/>
+        <w:keepLines w:val="0"/>
+        <w:pageBreakBefore w:val="0"/>
+        <w:widowControl w:val="1"/>
+        <w:numPr>
+          <w:ilvl w:val="0"/>
+          <w:numId w:val="1"/>
+        </w:numPr>
+        <w:pBdr>
+          <w:top w:space="0" w:sz="0" w:val="nil"/>
+          <w:left w:space="0" w:sz="0" w:val="nil"/>
+          <w:bottom w:space="0" w:sz="0" w:val="nil"/>
+          <w:right w:space="0" w:sz="0" w:val="nil"/>
+          <w:between w:space="0" w:sz="0" w:val="nil"/>
+        </w:pBdr>
+        <w:shd w:fill="auto" w:val="clear"/>
+        <w:spacing w:after="0" w:afterAutospacing="0" w:before="240" w:line="276" w:lineRule="auto"/>
+        <w:ind w:left="720" w:right="0" w:hanging="360"/>
+        <w:jc w:val="left"/>
+      </w:pPr>
+      <w:r>
+        <w:rPr>
+          <w:rtl w:val="0"/>
+        </w:rPr>
+        <w:t xml:space="preserve">Como arquitecto de software,</w:t>
+      </w:r>
+    </w:p>
+    <w:p>
+      <w:pPr>
+        <w:keepNext w:val="0"/>
+        <w:keepLines w:val="0"/>
+        <w:pageBreakBefore w:val="0"/>
+        <w:widowControl w:val="1"/>
+        <w:numPr>
+          <w:ilvl w:val="0"/>
+          <w:numId w:val="1"/>
+        </w:numPr>
+        <w:pBdr>
+          <w:top w:space="0" w:sz="0" w:val="nil"/>
+          <w:left w:space="0" w:sz="0" w:val="nil"/>
+          <w:bottom w:space="0" w:sz="0" w:val="nil"/>
+          <w:right w:space="0" w:sz="0" w:val="nil"/>
+          <w:between w:space="0" w:sz="0" w:val="nil"/>
+        </w:pBdr>
+        <w:shd w:fill="auto" w:val="clear"/>
+        <w:spacing w:after="0" w:afterAutospacing="0" w:before="0" w:beforeAutospacing="0" w:line="276" w:lineRule="auto"/>
+        <w:ind w:left="720" w:right="0" w:hanging="360"/>
+        <w:jc w:val="left"/>
+      </w:pPr>
+      <w:r>
+        <w:rPr>
+          <w:rtl w:val="0"/>
+        </w:rPr>
+        <w:t xml:space="preserve">Quiero almacenar los productos en documentos JSON flexibles (NoSQL),</w:t>
+      </w:r>
+    </w:p>
+    <w:p>
+      <w:pPr>
+        <w:keepNext w:val="0"/>
+        <w:keepLines w:val="0"/>
+        <w:pageBreakBefore w:val="0"/>
+        <w:widowControl w:val="1"/>
+        <w:numPr>
+          <w:ilvl w:val="0"/>
+          <w:numId w:val="1"/>
+        </w:numPr>
+        <w:pBdr>
+          <w:top w:space="0" w:sz="0" w:val="nil"/>
+          <w:left w:space="0" w:sz="0" w:val="nil"/>
+          <w:bottom w:space="0" w:sz="0" w:val="nil"/>
+          <w:right w:space="0" w:sz="0" w:val="nil"/>
+          <w:between w:space="0" w:sz="0" w:val="nil"/>
+        </w:pBdr>
+        <w:shd w:fill="auto" w:val="clear"/>
+        <w:spacing w:after="240" w:before="0" w:beforeAutospacing="0" w:line="276" w:lineRule="auto"/>
+        <w:ind w:left="720" w:right="0" w:hanging="360"/>
+        <w:jc w:val="left"/>
+      </w:pPr>
+      <w:r>
+        <w:rPr>
+          <w:rtl w:val="0"/>
+        </w:rPr>
+        <w:t xml:space="preserve">Para poder guardar atributos distintos según el supermercado (ej: unos tienen </w:t>
+      </w:r>
+      <w:r>
+        <w:rPr>
+          <w:rtl w:val="0"/>
+        </w:rPr>
+        <w:t xml:space="preserve">pricePerUnit</w:t>
+      </w:r>
+      <w:r>
+        <w:rPr>
+          <w:rtl w:val="0"/>
+        </w:rPr>
+        <w:t xml:space="preserve">, otros no) sin errores.</w:t>
+      </w:r>
+    </w:p>
+    <w:p>
+      <w:pPr>
+        <w:spacing w:after="240" w:before="240" w:lineRule="auto"/>
+        <w:ind w:left="0" w:firstLine="0"/>
+        <w:rPr>
+          <w:b w:val="1"/>
+          <w:bCs w:val="1"/>
+          <w:sz w:val="26"/>
+          <w:szCs w:val="26"/>
+        </w:rPr>
+      </w:pPr>
+      <w:r>
+        <w:rPr>
+          <w:b w:val="1"/>
+          <w:bCs w:val="1"/>
+          <w:sz w:val="26"/>
+          <w:szCs w:val="26"/>
+          <w:rtl w:val="0"/>
+        </w:rPr>
+        <w:t xml:space="preserve">HU05: Historial de precios</w:t>
+      </w:r>
+    </w:p>
+    <w:p>
+      <w:pPr>
+        <w:keepNext w:val="0"/>
+        <w:keepLines w:val="0"/>
+        <w:pageBreakBefore w:val="0"/>
+        <w:widowControl w:val="1"/>
+        <w:numPr>
+          <w:ilvl w:val="0"/>
+          <w:numId w:val="1"/>
+        </w:numPr>
+        <w:pBdr>
+          <w:top w:space="0" w:sz="0" w:val="nil"/>
+          <w:left w:space="0" w:sz="0" w:val="nil"/>
+          <w:bottom w:space="0" w:sz="0" w:val="nil"/>
+          <w:right w:space="0" w:sz="0" w:val="nil"/>
+          <w:between w:space="0" w:sz="0" w:val="nil"/>
+        </w:pBdr>
+        <w:shd w:fill="auto" w:val="clear"/>
+        <w:spacing w:after="0" w:afterAutospacing="0" w:before="240" w:line="276" w:lineRule="auto"/>
+        <w:ind w:left="720" w:right="0" w:hanging="360"/>
+        <w:jc w:val="left"/>
+      </w:pPr>
+      <w:r>
+        <w:rPr>
+          <w:rtl w:val="0"/>
+        </w:rPr>
+        <w:t xml:space="preserve">Como analista,</w:t>
+      </w:r>
+    </w:p>
+    <w:p>
+      <w:pPr>
+        <w:keepNext w:val="0"/>
+        <w:keepLines w:val="0"/>
+        <w:pageBreakBefore w:val="0"/>
+        <w:widowControl w:val="1"/>
+        <w:numPr>
+          <w:ilvl w:val="0"/>
+          <w:numId w:val="1"/>
+        </w:numPr>
+        <w:pBdr>
+          <w:top w:space="0" w:sz="0" w:val="nil"/>
+          <w:left w:space="0" w:sz="0" w:val="nil"/>
+          <w:bottom w:space="0" w:sz="0" w:val="nil"/>
+          <w:right w:space="0" w:sz="0" w:val="nil"/>
+          <w:between w:space="0" w:sz="0" w:val="nil"/>
+        </w:pBdr>
+        <w:shd w:fill="auto" w:val="clear"/>
+        <w:spacing w:after="0" w:afterAutospacing="0" w:before="0" w:beforeAutospacing="0" w:line="276" w:lineRule="auto"/>
+        <w:ind w:left="720" w:right="0" w:hanging="360"/>
+        <w:jc w:val="left"/>
+      </w:pPr>
+      <w:r>
+        <w:rPr>
+          <w:rtl w:val="0"/>
+        </w:rPr>
+        <w:t xml:space="preserve">Quiero que cada actualización de precio genere un nuevo documento en la colección </w:t>
+      </w:r>
+      <w:r>
+        <w:rPr>
+          <w:rtl w:val="0"/>
+        </w:rPr>
+        <w:t xml:space="preserve">priceHistory</w:t>
+      </w:r>
+      <w:r>
+        <w:rPr>
+          <w:rtl w:val="0"/>
+        </w:rPr>
+        <w:t xml:space="preserve">,</w:t>
+      </w:r>
+    </w:p>
+    <w:p>
+      <w:pPr>
+        <w:keepNext w:val="0"/>
+        <w:keepLines w:val="0"/>
+        <w:pageBreakBefore w:val="0"/>
+        <w:widowControl w:val="1"/>
+        <w:numPr>
+          <w:ilvl w:val="0"/>
+          <w:numId w:val="1"/>
+        </w:numPr>
+        <w:pBdr>
+          <w:top w:space="0" w:sz="0" w:val="nil"/>
+          <w:left w:space="0" w:sz="0" w:val="nil"/>
+          <w:bottom w:space="0" w:sz="0" w:val="nil"/>
+          <w:right w:space="0" w:sz="0" w:val="nil"/>
+          <w:between w:space="0" w:sz="0" w:val="nil"/>
+        </w:pBdr>
+        <w:shd w:fill="auto" w:val="clear"/>
+        <w:spacing w:after="240" w:before="0" w:beforeAutospacing="0" w:line="276" w:lineRule="auto"/>
+        <w:ind w:left="720" w:right="0" w:hanging="360"/>
+        <w:jc w:val="left"/>
+      </w:pPr>
+      <w:r>
+        <w:rPr>
+          <w:rtl w:val="0"/>
+        </w:rPr>
+        <w:t xml:space="preserve">Para poder construir gráficos de tendencia de precios en el tiempo.</w:t>
+      </w:r>
+    </w:p>
+    <w:p>
+      <w:pPr>
+        <w:spacing w:after="240" w:before="240" w:lineRule="auto"/>
+        <w:ind w:left="0" w:firstLine="0"/>
+        <w:rPr>
+          <w:b w:val="1"/>
+          <w:bCs w:val="1"/>
+          <w:sz w:val="26"/>
+          <w:szCs w:val="26"/>
+        </w:rPr>
+      </w:pPr>
+      <w:r>
+        <w:rPr>
+          <w:b w:val="1"/>
+          <w:bCs w:val="1"/>
+          <w:sz w:val="26"/>
+          <w:szCs w:val="26"/>
+          <w:rtl w:val="0"/>
+        </w:rPr>
+        <w:t xml:space="preserve">HU06: Registro de clics</w:t>
+      </w:r>
+    </w:p>
+    <w:p>
+      <w:pPr>
+        <w:keepNext w:val="0"/>
+        <w:keepLines w:val="0"/>
+        <w:pageBreakBefore w:val="0"/>
+        <w:widowControl w:val="1"/>
+        <w:numPr>
+          <w:ilvl w:val="0"/>
+          <w:numId w:val="1"/>
+        </w:numPr>
+        <w:pBdr>
+          <w:top w:space="0" w:sz="0" w:val="nil"/>
+          <w:left w:space="0" w:sz="0" w:val="nil"/>
+          <w:bottom w:space="0" w:sz="0" w:val="nil"/>
+          <w:right w:space="0" w:sz="0" w:val="nil"/>
+          <w:between w:space="0" w:sz="0" w:val="nil"/>
+        </w:pBdr>
+        <w:shd w:fill="auto" w:val="clear"/>
+        <w:spacing w:after="0" w:afterAutospacing="0" w:before="240" w:line="276" w:lineRule="auto"/>
+        <w:ind w:left="720" w:right="0" w:hanging="360"/>
+        <w:jc w:val="left"/>
+      </w:pPr>
+      <w:r>
+        <w:rPr>
+          <w:rtl w:val="0"/>
+        </w:rPr>
+        <w:t xml:space="preserve">Como sistema,</w:t>
+      </w:r>
+    </w:p>
+    <w:p>
+      <w:pPr>
+        <w:keepNext w:val="0"/>
+        <w:keepLines w:val="0"/>
+        <w:pageBreakBefore w:val="0"/>
+        <w:widowControl w:val="1"/>
+        <w:numPr>
+          <w:ilvl w:val="0"/>
+          <w:numId w:val="1"/>
+        </w:numPr>
+        <w:pBdr>
+          <w:top w:space="0" w:sz="0" w:val="nil"/>
+          <w:left w:space="0" w:sz="0" w:val="nil"/>
+          <w:bottom w:space="0" w:sz="0" w:val="nil"/>
+          <w:right w:space="0" w:sz="0" w:val="nil"/>
+          <w:between w:space="0" w:sz="0" w:val="nil"/>
+        </w:pBdr>
+        <w:shd w:fill="auto" w:val="clear"/>
+        <w:spacing w:after="0" w:afterAutospacing="0" w:before="0" w:beforeAutospacing="0" w:line="276" w:lineRule="auto"/>
+        <w:ind w:left="720" w:right="0" w:hanging="360"/>
+        <w:jc w:val="left"/>
+      </w:pPr>
+      <w:r>
+        <w:rPr>
+          <w:rtl w:val="0"/>
+        </w:rPr>
+        <w:t xml:space="preserve">Quiero registrar automáticamente cada clic que un usuario hace en un producto,</w:t>
+      </w:r>
+    </w:p>
+    <w:p>
+      <w:pPr>
+        <w:keepNext w:val="0"/>
+        <w:keepLines w:val="0"/>
+        <w:pageBreakBefore w:val="0"/>
+        <w:widowControl w:val="1"/>
+        <w:numPr>
+          <w:ilvl w:val="0"/>
+          <w:numId w:val="1"/>
+        </w:numPr>
+        <w:pBdr>
+          <w:top w:space="0" w:sz="0" w:val="nil"/>
+          <w:left w:space="0" w:sz="0" w:val="nil"/>
+          <w:bottom w:space="0" w:sz="0" w:val="nil"/>
+          <w:right w:space="0" w:sz="0" w:val="nil"/>
+          <w:between w:space="0" w:sz="0" w:val="nil"/>
+        </w:pBdr>
+        <w:shd w:fill="auto" w:val="clear"/>
+        <w:spacing w:after="240" w:before="0" w:beforeAutospacing="0" w:line="276" w:lineRule="auto"/>
+        <w:ind w:left="720" w:right="0" w:hanging="360"/>
+        <w:jc w:val="left"/>
+      </w:pPr>
+      <w:r>
+        <w:rPr>
+          <w:rtl w:val="0"/>
+        </w:rPr>
+        <w:t xml:space="preserve">Para alimentar el análisis de "Fuga de Interés" y preferencias del consumidor.</w:t>
+      </w:r>
+    </w:p>
+    <w:p>
+      <w:pPr>
+        <w:spacing w:after="240" w:before="240" w:lineRule="auto"/>
+        <w:rPr/>
+      </w:pPr>
+      <w:r>
+        <w:rPr>
+          <w:rtl w:val="0"/>
+        </w:rPr>
+      </w:r>
+    </w:p>
+    <w:p>
+      <w:pPr>
+        <w:rPr/>
+      </w:pPr>
+      <w:r>
+        <w:rPr>
+          <w:rtl w:val="0"/>
+        </w:rPr>
+      </w:r>
+    </w:p>
+    <w:p>
+      <w:pPr>
+        <w:rPr/>
+      </w:pPr>
+      <w:r>
+        <w:rPr>
+          <w:rtl w:val="0"/>
+        </w:rPr>
+      </w:r>
+    </w:p>
+    <w:p>
+      <w:pPr>
+        <w:rPr/>
+      </w:pPr>
+      <w:r>
+        <w:rPr>
+          <w:rtl w:val="0"/>
+        </w:rPr>
+      </w:r>
+    </w:p>
+    <w:p>
+      <w:pPr>
+        <w:rPr/>
+      </w:pPr>
+      <w:r>
+        <w:rPr>
+          <w:rtl w:val="0"/>
+        </w:rPr>
+      </w:r>
+    </w:p>
+    <w:p>
+      <w:pPr>
+        <w:rPr/>
+      </w:pPr>
+      <w:r>
+        <w:rPr>
+          <w:rtl w:val="0"/>
+        </w:rPr>
+      </w:r>
+    </w:p>
+    <w:p>
+      <w:pPr>
+        <w:rPr/>
+      </w:pPr>
+      <w:r>
+        <w:rPr>
+          <w:rtl w:val="0"/>
+        </w:rPr>
+      </w:r>
+    </w:p>
+    <w:p>
+      <w:pPr>
+        <w:rPr/>
+      </w:pPr>
+      <w:r>
+        <w:rPr>
+          <w:rtl w:val="0"/>
+        </w:rPr>
+      </w:r>
+    </w:p>
+    <w:p>
+      <w:pPr>
+        <w:rPr/>
+      </w:pPr>
+      <w:r>
+        <w:rPr>
+          <w:rtl w:val="0"/>
+        </w:rPr>
+      </w:r>
+    </w:p>
+    <w:p>
+      <w:pPr>
+        <w:rPr/>
+      </w:pPr>
+      <w:r>
+        <w:rPr>
+          <w:rtl w:val="0"/>
+        </w:rPr>
+      </w:r>
+    </w:p>
+    <w:p>
+      <w:pPr>
+        <w:rPr/>
+      </w:pPr>
+      <w:r>
+        <w:rPr>
+          <w:rtl w:val="0"/>
+        </w:rPr>
+      </w:r>
+    </w:p>
+    <w:p>
+      <w:pPr>
+        <w:pStyle w:val="Heading4"/>
+        <w:keepNext w:val="0"/>
+        <w:widowControl w:val="1"/>
+        <w:spacing w:after="40" w:before="240" w:lineRule="auto"/>
+        <w:jc w:val="left"/>
+        <w:rPr>
+          <w:rFonts w:ascii="Calibri" w:cs="Calibri" w:eastAsia="Calibri" w:hAnsi="Calibri"/>
+          <w:b w:val="1"/>
+          <w:bCs w:val="1"/>
+          <w:sz w:val="28"/>
+          <w:szCs w:val="28"/>
+        </w:rPr>
+      </w:pPr>
+      <w:bookmarkStart w:colFirst="0" w:colLast="0" w:name="_heading=h.kxyttl5tx8pm" w:id="9"/>
+      <w:bookmarkEnd w:id="9"/>
+      <w:r>
+        <w:rPr>
+          <w:rFonts w:ascii="Calibri" w:cs="Calibri" w:eastAsia="Calibri" w:hAnsi="Calibri"/>
+          <w:b w:val="1"/>
+          <w:bCs w:val="1"/>
+          <w:sz w:val="28"/>
+          <w:szCs w:val="28"/>
+          <w:rtl w:val="0"/>
+        </w:rPr>
+        <w:t xml:space="preserve">ÉPICA E03: Analítica y Visualización Web</w:t>
+      </w:r>
+    </w:p>
+    <w:p>
+      <w:pPr>
+        <w:spacing w:after="240" w:before="240" w:lineRule="auto"/>
+        <w:ind w:left="0" w:firstLine="0"/>
+        <w:rPr>
+          <w:b w:val="1"/>
+          <w:bCs w:val="1"/>
+        </w:rPr>
+      </w:pPr>
+      <w:r>
+        <w:rPr>
+          <w:b w:val="1"/>
+          <w:bCs w:val="1"/>
+          <w:rtl w:val="0"/>
+        </w:rPr>
+        <w:t xml:space="preserve">HU07: Dashboard de tendencias</w:t>
+      </w:r>
+    </w:p>
+    <w:p>
+      <w:pPr>
+        <w:keepNext w:val="0"/>
+        <w:keepLines w:val="0"/>
+        <w:pageBreakBefore w:val="0"/>
+        <w:widowControl w:val="1"/>
+        <w:numPr>
+          <w:ilvl w:val="0"/>
+          <w:numId w:val="1"/>
+        </w:numPr>
+        <w:pBdr>
+          <w:top w:space="0" w:sz="0" w:val="nil"/>
+          <w:left w:space="0" w:sz="0" w:val="nil"/>
+          <w:bottom w:space="0" w:sz="0" w:val="nil"/>
+          <w:right w:space="0" w:sz="0" w:val="nil"/>
+          <w:between w:space="0" w:sz="0" w:val="nil"/>
+        </w:pBdr>
+        <w:shd w:fill="auto" w:val="clear"/>
+        <w:spacing w:after="0" w:afterAutospacing="0" w:before="240" w:line="276" w:lineRule="auto"/>
+        <w:ind w:left="720" w:right="0" w:hanging="360"/>
+        <w:jc w:val="left"/>
+      </w:pPr>
+      <w:r>
+        <w:rPr>
+          <w:rtl w:val="0"/>
+        </w:rPr>
+        <w:t xml:space="preserve">Como dueño de supermercado,</w:t>
+      </w:r>
+    </w:p>
+    <w:p>
+      <w:pPr>
+        <w:keepNext w:val="0"/>
+        <w:keepLines w:val="0"/>
+        <w:pageBreakBefore w:val="0"/>
+        <w:widowControl w:val="1"/>
+        <w:numPr>
+          <w:ilvl w:val="0"/>
+          <w:numId w:val="1"/>
+        </w:numPr>
+        <w:pBdr>
+          <w:top w:space="0" w:sz="0" w:val="nil"/>
+          <w:left w:space="0" w:sz="0" w:val="nil"/>
+          <w:bottom w:space="0" w:sz="0" w:val="nil"/>
+          <w:right w:space="0" w:sz="0" w:val="nil"/>
+          <w:between w:space="0" w:sz="0" w:val="nil"/>
+        </w:pBdr>
+        <w:shd w:fill="auto" w:val="clear"/>
+        <w:spacing w:after="0" w:afterAutospacing="0" w:before="0" w:beforeAutospacing="0" w:line="276" w:lineRule="auto"/>
+        <w:ind w:left="720" w:right="0" w:hanging="360"/>
+        <w:jc w:val="left"/>
+      </w:pPr>
+      <w:r>
+        <w:rPr>
+          <w:rtl w:val="0"/>
+        </w:rPr>
+        <w:t xml:space="preserve">Quiero ver un gráfico de barras con los productos que más han subido o bajado de precio en la última semana,</w:t>
+      </w:r>
+    </w:p>
+    <w:p>
+      <w:pPr>
+        <w:keepNext w:val="0"/>
+        <w:keepLines w:val="0"/>
+        <w:pageBreakBefore w:val="0"/>
+        <w:widowControl w:val="1"/>
+        <w:numPr>
+          <w:ilvl w:val="0"/>
+          <w:numId w:val="1"/>
+        </w:numPr>
+        <w:pBdr>
+          <w:top w:space="0" w:sz="0" w:val="nil"/>
+          <w:left w:space="0" w:sz="0" w:val="nil"/>
+          <w:bottom w:space="0" w:sz="0" w:val="nil"/>
+          <w:right w:space="0" w:sz="0" w:val="nil"/>
+          <w:between w:space="0" w:sz="0" w:val="nil"/>
+        </w:pBdr>
+        <w:shd w:fill="auto" w:val="clear"/>
+        <w:spacing w:after="240" w:before="0" w:beforeAutospacing="0" w:line="276" w:lineRule="auto"/>
+        <w:ind w:left="720" w:right="0" w:hanging="360"/>
+        <w:jc w:val="left"/>
+      </w:pPr>
+      <w:r>
+        <w:rPr>
+          <w:rtl w:val="0"/>
+        </w:rPr>
+        <w:t xml:space="preserve">Para ajustar mi estrategia de precios competitivos.</w:t>
+      </w:r>
+    </w:p>
+    <w:p>
+      <w:pPr>
+        <w:spacing w:after="240" w:before="240" w:lineRule="auto"/>
+        <w:ind w:left="0" w:firstLine="0"/>
+        <w:rPr>
+          <w:b w:val="1"/>
+          <w:bCs w:val="1"/>
+        </w:rPr>
+      </w:pPr>
+      <w:r>
+        <w:rPr>
+          <w:b w:val="1"/>
+          <w:bCs w:val="1"/>
+          <w:rtl w:val="0"/>
+        </w:rPr>
+        <w:t xml:space="preserve">HU08: Visualización de fuga de interés</w:t>
+      </w:r>
+    </w:p>
+    <w:p>
+      <w:pPr>
+        <w:keepNext w:val="0"/>
+        <w:keepLines w:val="0"/>
+        <w:pageBreakBefore w:val="0"/>
+        <w:widowControl w:val="1"/>
+        <w:numPr>
+          <w:ilvl w:val="0"/>
+          <w:numId w:val="1"/>
+        </w:numPr>
+        <w:pBdr>
+          <w:top w:space="0" w:sz="0" w:val="nil"/>
+          <w:left w:space="0" w:sz="0" w:val="nil"/>
+          <w:bottom w:space="0" w:sz="0" w:val="nil"/>
+          <w:right w:space="0" w:sz="0" w:val="nil"/>
+          <w:between w:space="0" w:sz="0" w:val="nil"/>
+        </w:pBdr>
+        <w:shd w:fill="auto" w:val="clear"/>
+        <w:spacing w:after="0" w:afterAutospacing="0" w:before="240" w:line="276" w:lineRule="auto"/>
+        <w:ind w:left="720" w:right="0" w:hanging="360"/>
+        <w:jc w:val="left"/>
+      </w:pPr>
+      <w:r>
+        <w:rPr>
+          <w:rtl w:val="0"/>
+        </w:rPr>
+        <w:t xml:space="preserve">Como gerente comercial,</w:t>
+      </w:r>
+    </w:p>
+    <w:p>
+      <w:pPr>
+        <w:keepNext w:val="0"/>
+        <w:keepLines w:val="0"/>
+        <w:pageBreakBefore w:val="0"/>
+        <w:widowControl w:val="1"/>
+        <w:numPr>
+          <w:ilvl w:val="0"/>
+          <w:numId w:val="1"/>
+        </w:numPr>
+        <w:pBdr>
+          <w:top w:space="0" w:sz="0" w:val="nil"/>
+          <w:left w:space="0" w:sz="0" w:val="nil"/>
+          <w:bottom w:space="0" w:sz="0" w:val="nil"/>
+          <w:right w:space="0" w:sz="0" w:val="nil"/>
+          <w:between w:space="0" w:sz="0" w:val="nil"/>
+        </w:pBdr>
+        <w:shd w:fill="auto" w:val="clear"/>
+        <w:spacing w:after="0" w:afterAutospacing="0" w:before="0" w:beforeAutospacing="0" w:line="276" w:lineRule="auto"/>
+        <w:ind w:left="720" w:right="0" w:hanging="360"/>
+        <w:jc w:val="left"/>
+      </w:pPr>
+      <w:r>
+        <w:rPr>
+          <w:rtl w:val="0"/>
+        </w:rPr>
+        <w:t xml:space="preserve">Quiero saber cuántos usuarios vieron mi producto pero hicieron clic en el de la competencia,</w:t>
+      </w:r>
+    </w:p>
+    <w:p>
+      <w:pPr>
+        <w:keepNext w:val="0"/>
+        <w:keepLines w:val="0"/>
+        <w:pageBreakBefore w:val="0"/>
+        <w:widowControl w:val="1"/>
+        <w:numPr>
+          <w:ilvl w:val="0"/>
+          <w:numId w:val="1"/>
+        </w:numPr>
+        <w:pBdr>
+          <w:top w:space="0" w:sz="0" w:val="nil"/>
+          <w:left w:space="0" w:sz="0" w:val="nil"/>
+          <w:bottom w:space="0" w:sz="0" w:val="nil"/>
+          <w:right w:space="0" w:sz="0" w:val="nil"/>
+          <w:between w:space="0" w:sz="0" w:val="nil"/>
+        </w:pBdr>
+        <w:shd w:fill="auto" w:val="clear"/>
+        <w:spacing w:after="240" w:before="0" w:beforeAutospacing="0" w:line="276" w:lineRule="auto"/>
+        <w:ind w:left="720" w:right="0" w:hanging="360"/>
+        <w:jc w:val="left"/>
+      </w:pPr>
+      <w:r>
+        <w:rPr>
+          <w:rtl w:val="0"/>
+        </w:rPr>
+        <w:t xml:space="preserve">Para identificar oportunidades de venta perdidas.</w:t>
+      </w:r>
+    </w:p>
+    <w:p>
+      <w:pPr>
+        <w:spacing w:after="240" w:before="240" w:lineRule="auto"/>
+        <w:ind w:left="0" w:firstLine="0"/>
+        <w:rPr>
+          <w:b w:val="1"/>
+          <w:bCs w:val="1"/>
+          <w:sz w:val="26"/>
+          <w:szCs w:val="26"/>
+        </w:rPr>
+      </w:pPr>
+      <w:r>
+        <w:rPr>
+          <w:b w:val="1"/>
+          <w:bCs w:val="1"/>
+          <w:sz w:val="26"/>
+          <w:szCs w:val="26"/>
+          <w:rtl w:val="0"/>
+        </w:rPr>
+        <w:t xml:space="preserve">HU09: Filtros dinámicos</w:t>
+      </w:r>
+    </w:p>
+    <w:p>
+      <w:pPr>
+        <w:keepNext w:val="0"/>
+        <w:keepLines w:val="0"/>
+        <w:pageBreakBefore w:val="0"/>
+        <w:widowControl w:val="1"/>
+        <w:numPr>
+          <w:ilvl w:val="0"/>
+          <w:numId w:val="1"/>
+        </w:numPr>
+        <w:pBdr>
+          <w:top w:space="0" w:sz="0" w:val="nil"/>
+          <w:left w:space="0" w:sz="0" w:val="nil"/>
+          <w:bottom w:space="0" w:sz="0" w:val="nil"/>
+          <w:right w:space="0" w:sz="0" w:val="nil"/>
+          <w:between w:space="0" w:sz="0" w:val="nil"/>
+        </w:pBdr>
+        <w:shd w:fill="auto" w:val="clear"/>
+        <w:spacing w:after="0" w:afterAutospacing="0" w:before="240" w:line="276" w:lineRule="auto"/>
+        <w:ind w:left="720" w:right="0" w:hanging="360"/>
+        <w:jc w:val="left"/>
+      </w:pPr>
+      <w:r>
+        <w:rPr>
+          <w:rtl w:val="0"/>
+        </w:rPr>
+        <w:t xml:space="preserve">Como usuario del dashboard,</w:t>
+      </w:r>
+    </w:p>
+    <w:p>
+      <w:pPr>
+        <w:keepNext w:val="0"/>
+        <w:keepLines w:val="0"/>
+        <w:pageBreakBefore w:val="0"/>
+        <w:widowControl w:val="1"/>
+        <w:numPr>
+          <w:ilvl w:val="0"/>
+          <w:numId w:val="1"/>
+        </w:numPr>
+        <w:pBdr>
+          <w:top w:space="0" w:sz="0" w:val="nil"/>
+          <w:left w:space="0" w:sz="0" w:val="nil"/>
+          <w:bottom w:space="0" w:sz="0" w:val="nil"/>
+          <w:right w:space="0" w:sz="0" w:val="nil"/>
+          <w:between w:space="0" w:sz="0" w:val="nil"/>
+        </w:pBdr>
+        <w:shd w:fill="auto" w:val="clear"/>
+        <w:spacing w:after="0" w:afterAutospacing="0" w:before="0" w:beforeAutospacing="0" w:line="276" w:lineRule="auto"/>
+        <w:ind w:left="720" w:right="0" w:hanging="360"/>
+        <w:jc w:val="left"/>
+      </w:pPr>
+      <w:r>
+        <w:rPr>
+          <w:rtl w:val="0"/>
+        </w:rPr>
+        <w:t xml:space="preserve">Quiero filtrar los gráficos por región, género o rango de fechas,</w:t>
+      </w:r>
+    </w:p>
+    <w:p>
+      <w:pPr>
+        <w:keepNext w:val="0"/>
+        <w:keepLines w:val="0"/>
+        <w:pageBreakBefore w:val="0"/>
+        <w:widowControl w:val="1"/>
+        <w:numPr>
+          <w:ilvl w:val="0"/>
+          <w:numId w:val="1"/>
+        </w:numPr>
+        <w:pBdr>
+          <w:top w:space="0" w:sz="0" w:val="nil"/>
+          <w:left w:space="0" w:sz="0" w:val="nil"/>
+          <w:bottom w:space="0" w:sz="0" w:val="nil"/>
+          <w:right w:space="0" w:sz="0" w:val="nil"/>
+          <w:between w:space="0" w:sz="0" w:val="nil"/>
+        </w:pBdr>
+        <w:shd w:fill="auto" w:val="clear"/>
+        <w:spacing w:after="240" w:before="0" w:beforeAutospacing="0" w:line="276" w:lineRule="auto"/>
+        <w:ind w:left="720" w:right="0" w:hanging="360"/>
+        <w:jc w:val="left"/>
+      </w:pPr>
+      <w:r>
+        <w:rPr>
+          <w:rtl w:val="0"/>
+        </w:rPr>
+        <w:t xml:space="preserve">Para obtener análisis específicos de un segmento de mercado.</w:t>
+      </w:r>
+    </w:p>
+    <w:p>
+      <w:pPr>
+        <w:spacing w:after="240" w:before="240" w:lineRule="auto"/>
+        <w:rPr/>
+      </w:pPr>
+      <w:r>
+        <w:rPr>
+          <w:rtl w:val="0"/>
+        </w:rPr>
+      </w:r>
+    </w:p>
+    <w:p>
+      <w:pPr>
+        <w:rPr/>
+      </w:pPr>
+      <w:r>
+        <w:rPr>
+          <w:rtl w:val="0"/>
+        </w:rPr>
+      </w:r>
+    </w:p>
+    <w:p>
+      <w:pPr>
+        <w:pStyle w:val="Heading4"/>
+        <w:keepNext w:val="0"/>
+        <w:widowControl w:val="1"/>
+        <w:spacing w:after="40" w:before="240" w:lineRule="auto"/>
+        <w:jc w:val="left"/>
+        <w:rPr>
+          <w:i w:val="1"/>
+          <w:iCs w:val="1"/>
+          <w:sz w:val="26"/>
+          <w:szCs w:val="26"/>
+        </w:rPr>
+      </w:pPr>
+      <w:bookmarkStart w:colFirst="0" w:colLast="0" w:name="_heading=h.8x7ocrc4ltzd" w:id="10"/>
+      <w:bookmarkEnd w:id="10"/>
+      <w:r>
+        <w:rPr>
+          <w:rFonts w:ascii="Calibri" w:cs="Calibri" w:eastAsia="Calibri" w:hAnsi="Calibri"/>
+          <w:b w:val="1"/>
+          <w:bCs w:val="1"/>
+          <w:sz w:val="28"/>
+          <w:szCs w:val="28"/>
+          <w:rtl w:val="0"/>
+        </w:rPr>
+        <w:t xml:space="preserve">ÉPICA E04: Administración y Control</w:t>
+      </w:r>
+      <w:r>
+        <w:rPr>
+          <w:rtl w:val="0"/>
+        </w:rPr>
+      </w:r>
+    </w:p>
+    <w:p>
+      <w:pPr>
+        <w:spacing w:after="240" w:before="240" w:lineRule="auto"/>
+        <w:ind w:left="0" w:firstLine="0"/>
+        <w:rPr>
+          <w:b w:val="1"/>
+          <w:bCs w:val="1"/>
+          <w:sz w:val="26"/>
+          <w:szCs w:val="26"/>
+        </w:rPr>
+      </w:pPr>
+      <w:r>
+        <w:rPr>
+          <w:b w:val="1"/>
+          <w:bCs w:val="1"/>
+          <w:sz w:val="26"/>
+          <w:szCs w:val="26"/>
+          <w:rtl w:val="0"/>
+        </w:rPr>
+        <w:t xml:space="preserve">HU10: Panel de control de scrapers</w:t>
+      </w:r>
+    </w:p>
+    <w:p>
+      <w:pPr>
+        <w:keepNext w:val="0"/>
+        <w:keepLines w:val="0"/>
+        <w:pageBreakBefore w:val="0"/>
+        <w:widowControl w:val="1"/>
+        <w:numPr>
+          <w:ilvl w:val="0"/>
+          <w:numId w:val="1"/>
+        </w:numPr>
+        <w:pBdr>
+          <w:top w:space="0" w:sz="0" w:val="nil"/>
+          <w:left w:space="0" w:sz="0" w:val="nil"/>
+          <w:bottom w:space="0" w:sz="0" w:val="nil"/>
+          <w:right w:space="0" w:sz="0" w:val="nil"/>
+          <w:between w:space="0" w:sz="0" w:val="nil"/>
+        </w:pBdr>
+        <w:shd w:fill="auto" w:val="clear"/>
+        <w:spacing w:after="0" w:afterAutospacing="0" w:before="240" w:line="276" w:lineRule="auto"/>
+        <w:ind w:left="720" w:right="0" w:hanging="360"/>
+        <w:jc w:val="left"/>
+      </w:pPr>
+      <w:r>
+        <w:rPr>
+          <w:rtl w:val="0"/>
+        </w:rPr>
+        <w:t xml:space="preserve">Como administrador,</w:t>
+      </w:r>
+    </w:p>
+    <w:p>
+      <w:pPr>
+        <w:keepNext w:val="0"/>
+        <w:keepLines w:val="0"/>
+        <w:pageBreakBefore w:val="0"/>
+        <w:widowControl w:val="1"/>
+        <w:numPr>
+          <w:ilvl w:val="0"/>
+          <w:numId w:val="1"/>
+        </w:numPr>
+        <w:pBdr>
+          <w:top w:space="0" w:sz="0" w:val="nil"/>
+          <w:left w:space="0" w:sz="0" w:val="nil"/>
+          <w:bottom w:space="0" w:sz="0" w:val="nil"/>
+          <w:right w:space="0" w:sz="0" w:val="nil"/>
+          <w:between w:space="0" w:sz="0" w:val="nil"/>
+        </w:pBdr>
+        <w:shd w:fill="auto" w:val="clear"/>
+        <w:spacing w:after="0" w:afterAutospacing="0" w:before="0" w:beforeAutospacing="0" w:line="276" w:lineRule="auto"/>
+        <w:ind w:left="720" w:right="0" w:hanging="360"/>
+        <w:jc w:val="left"/>
+      </w:pPr>
+      <w:r>
+        <w:rPr>
+          <w:rtl w:val="0"/>
+        </w:rPr>
+        <w:t xml:space="preserve">Quiero tener botones en una interfaz web para iniciar manualmente el scraping de cada supermercado,</w:t>
+      </w:r>
+    </w:p>
+    <w:p>
+      <w:pPr>
+        <w:keepNext w:val="0"/>
+        <w:keepLines w:val="0"/>
+        <w:pageBreakBefore w:val="0"/>
+        <w:widowControl w:val="1"/>
+        <w:numPr>
+          <w:ilvl w:val="0"/>
+          <w:numId w:val="1"/>
+        </w:numPr>
+        <w:pBdr>
+          <w:top w:space="0" w:sz="0" w:val="nil"/>
+          <w:left w:space="0" w:sz="0" w:val="nil"/>
+          <w:bottom w:space="0" w:sz="0" w:val="nil"/>
+          <w:right w:space="0" w:sz="0" w:val="nil"/>
+          <w:between w:space="0" w:sz="0" w:val="nil"/>
+        </w:pBdr>
+        <w:shd w:fill="auto" w:val="clear"/>
+        <w:spacing w:after="240" w:before="0" w:beforeAutospacing="0" w:line="276" w:lineRule="auto"/>
+        <w:ind w:left="720" w:right="0" w:hanging="360"/>
+        <w:jc w:val="left"/>
+      </w:pPr>
+      <w:r>
+        <w:rPr>
+          <w:rtl w:val="0"/>
+        </w:rPr>
+        <w:t xml:space="preserve">Para forzar una actualización inmediata si detecto datos obsoletos.</w:t>
+      </w:r>
+    </w:p>
+    <w:p>
+      <w:pPr>
+        <w:spacing w:after="240" w:before="240" w:lineRule="auto"/>
+        <w:ind w:left="0" w:firstLine="0"/>
+        <w:rPr>
+          <w:b w:val="1"/>
+          <w:bCs w:val="1"/>
+          <w:sz w:val="26"/>
+          <w:szCs w:val="26"/>
+        </w:rPr>
+      </w:pPr>
+      <w:r>
+        <w:rPr>
+          <w:b w:val="1"/>
+          <w:bCs w:val="1"/>
+          <w:sz w:val="26"/>
+          <w:szCs w:val="26"/>
+          <w:rtl w:val="0"/>
+        </w:rPr>
+        <w:t xml:space="preserve">HU11: Monitoreo en tiempo real</w:t>
+      </w:r>
+    </w:p>
+    <w:p>
+      <w:pPr>
+        <w:keepNext w:val="0"/>
+        <w:keepLines w:val="0"/>
+        <w:pageBreakBefore w:val="0"/>
+        <w:widowControl w:val="1"/>
+        <w:numPr>
+          <w:ilvl w:val="0"/>
+          <w:numId w:val="1"/>
+        </w:numPr>
+        <w:pBdr>
+          <w:top w:space="0" w:sz="0" w:val="nil"/>
+          <w:left w:space="0" w:sz="0" w:val="nil"/>
+          <w:bottom w:space="0" w:sz="0" w:val="nil"/>
+          <w:right w:space="0" w:sz="0" w:val="nil"/>
+          <w:between w:space="0" w:sz="0" w:val="nil"/>
+        </w:pBdr>
+        <w:shd w:fill="auto" w:val="clear"/>
+        <w:spacing w:after="0" w:afterAutospacing="0" w:before="240" w:line="276" w:lineRule="auto"/>
+        <w:ind w:left="720" w:right="0" w:hanging="360"/>
+        <w:jc w:val="left"/>
+      </w:pPr>
+      <w:r>
+        <w:rPr>
+          <w:rtl w:val="0"/>
+        </w:rPr>
+        <w:t xml:space="preserve">Como administrador,</w:t>
+      </w:r>
+    </w:p>
+    <w:p>
+      <w:pPr>
+        <w:keepNext w:val="0"/>
+        <w:keepLines w:val="0"/>
+        <w:pageBreakBefore w:val="0"/>
+        <w:widowControl w:val="1"/>
+        <w:numPr>
+          <w:ilvl w:val="0"/>
+          <w:numId w:val="1"/>
+        </w:numPr>
+        <w:pBdr>
+          <w:top w:space="0" w:sz="0" w:val="nil"/>
+          <w:left w:space="0" w:sz="0" w:val="nil"/>
+          <w:bottom w:space="0" w:sz="0" w:val="nil"/>
+          <w:right w:space="0" w:sz="0" w:val="nil"/>
+          <w:between w:space="0" w:sz="0" w:val="nil"/>
+        </w:pBdr>
+        <w:shd w:fill="auto" w:val="clear"/>
+        <w:spacing w:after="0" w:afterAutospacing="0" w:before="0" w:beforeAutospacing="0" w:line="276" w:lineRule="auto"/>
+        <w:ind w:left="720" w:right="0" w:hanging="360"/>
+        <w:jc w:val="left"/>
+      </w:pPr>
+      <w:r>
+        <w:rPr>
+          <w:rtl w:val="0"/>
+        </w:rPr>
+        <w:t xml:space="preserve">Quiero ver una consola de logs en vivo en la pantalla mientras corre el scraper,</w:t>
+      </w:r>
+    </w:p>
+    <w:p>
+      <w:pPr>
+        <w:keepNext w:val="0"/>
+        <w:keepLines w:val="0"/>
+        <w:pageBreakBefore w:val="0"/>
+        <w:widowControl w:val="1"/>
+        <w:numPr>
+          <w:ilvl w:val="0"/>
+          <w:numId w:val="1"/>
+        </w:numPr>
+        <w:pBdr>
+          <w:top w:space="0" w:sz="0" w:val="nil"/>
+          <w:left w:space="0" w:sz="0" w:val="nil"/>
+          <w:bottom w:space="0" w:sz="0" w:val="nil"/>
+          <w:right w:space="0" w:sz="0" w:val="nil"/>
+          <w:between w:space="0" w:sz="0" w:val="nil"/>
+        </w:pBdr>
+        <w:shd w:fill="auto" w:val="clear"/>
+        <w:spacing w:after="240" w:before="0" w:beforeAutospacing="0" w:line="276" w:lineRule="auto"/>
+        <w:ind w:left="720" w:right="0" w:hanging="360"/>
+        <w:jc w:val="left"/>
+      </w:pPr>
+      <w:r>
+        <w:rPr>
+          <w:rtl w:val="0"/>
+        </w:rPr>
+        <w:t xml:space="preserve">Para confirmar que el proceso está avanzando correctamente (ej: "Página 1 procesada").</w:t>
+      </w:r>
+    </w:p>
+    <w:p>
+      <w:pPr>
+        <w:spacing w:after="240" w:before="240" w:lineRule="auto"/>
+        <w:rPr/>
+      </w:pPr>
+      <w:r>
+        <w:rPr>
+          <w:rtl w:val="0"/>
+        </w:rPr>
+      </w:r>
+    </w:p>
+    <w:p>
+      <w:pPr>
         <w:pStyle w:val="Heading3"/>
         <w:keepNext w:val="0"/>
         <w:widowControl w:val="1"/>
@@ -3442,23 +5078,280 @@
         <w:rPr>
           <w:rFonts w:ascii="Calibri" w:cs="Calibri" w:eastAsia="Calibri" w:hAnsi="Calibri"/>
           <w:b w:val="1"/>
+          <w:bCs w:val="1"/>
           <w:i w:val="0"/>
+          <w:iCs w:val="0"/>
           <w:sz w:val="26"/>
           <w:szCs w:val="26"/>
         </w:rPr>
       </w:pPr>
-      <w:bookmarkStart w:colFirst="0" w:colLast="0" w:name="_heading=h.pegj3k5risqx" w:id="7"/>
-      <w:bookmarkEnd w:id="7"/>
-      <w:r>
+      <w:bookmarkStart w:colFirst="0" w:colLast="0" w:name="_heading=h.2fbc25c2sjjv" w:id="11"/>
+      <w:bookmarkEnd w:id="11"/>
+      <w:r>
+        <w:rPr>
+          <w:rtl w:val="0"/>
+        </w:rPr>
+      </w:r>
+    </w:p>
+    <w:p>
+      <w:pPr>
+        <w:pStyle w:val="Heading4"/>
+        <w:keepNext w:val="0"/>
+        <w:widowControl w:val="1"/>
+        <w:spacing w:after="40" w:before="240" w:lineRule="auto"/>
+        <w:jc w:val="left"/>
         <w:rPr>
           <w:rFonts w:ascii="Calibri" w:cs="Calibri" w:eastAsia="Calibri" w:hAnsi="Calibri"/>
           <w:b w:val="1"/>
-          <w:i w:val="0"/>
-          <w:sz w:val="26"/>
-          <w:szCs w:val="26"/>
-          <w:rtl w:val="0"/>
-        </w:rPr>
-        <w:t xml:space="preserve">Épica E01: Ingesta y procesamiento de datos</w:t>
+          <w:bCs w:val="1"/>
+          <w:sz w:val="28"/>
+          <w:szCs w:val="28"/>
+        </w:rPr>
+      </w:pPr>
+      <w:bookmarkStart w:colFirst="0" w:colLast="0" w:name="_heading=h.mfi5e5pi2mci" w:id="12"/>
+      <w:bookmarkEnd w:id="12"/>
+      <w:r>
+        <w:rPr>
+          <w:rFonts w:ascii="Calibri" w:cs="Calibri" w:eastAsia="Calibri" w:hAnsi="Calibri"/>
+          <w:b w:val="1"/>
+          <w:bCs w:val="1"/>
+          <w:sz w:val="28"/>
+          <w:szCs w:val="28"/>
+          <w:rtl w:val="0"/>
+        </w:rPr>
+        <w:t xml:space="preserve">ÉPICA E05: Seguridad y Acceso</w:t>
+      </w:r>
+    </w:p>
+    <w:p>
+      <w:pPr>
+        <w:spacing w:after="240" w:before="240" w:lineRule="auto"/>
+        <w:rPr>
+          <w:i w:val="1"/>
+          <w:iCs w:val="1"/>
+        </w:rPr>
+      </w:pPr>
+      <w:r>
+        <w:rPr>
+          <w:rtl w:val="0"/>
+        </w:rPr>
+      </w:r>
+    </w:p>
+    <w:p>
+      <w:pPr>
+        <w:spacing w:after="240" w:before="240" w:lineRule="auto"/>
+        <w:ind w:left="0" w:firstLine="0"/>
+        <w:rPr>
+          <w:b w:val="1"/>
+          <w:bCs w:val="1"/>
+          <w:sz w:val="28"/>
+          <w:szCs w:val="28"/>
+        </w:rPr>
+      </w:pPr>
+      <w:r>
+        <w:rPr>
+          <w:b w:val="1"/>
+          <w:bCs w:val="1"/>
+          <w:sz w:val="28"/>
+          <w:szCs w:val="28"/>
+          <w:rtl w:val="0"/>
+        </w:rPr>
+        <w:t xml:space="preserve">HU12: Autenticación segura</w:t>
+      </w:r>
+    </w:p>
+    <w:p>
+      <w:pPr>
+        <w:keepNext w:val="0"/>
+        <w:keepLines w:val="0"/>
+        <w:pageBreakBefore w:val="0"/>
+        <w:widowControl w:val="1"/>
+        <w:numPr>
+          <w:ilvl w:val="0"/>
+          <w:numId w:val="1"/>
+        </w:numPr>
+        <w:pBdr>
+          <w:top w:space="0" w:sz="0" w:val="nil"/>
+          <w:left w:space="0" w:sz="0" w:val="nil"/>
+          <w:bottom w:space="0" w:sz="0" w:val="nil"/>
+          <w:right w:space="0" w:sz="0" w:val="nil"/>
+          <w:between w:space="0" w:sz="0" w:val="nil"/>
+        </w:pBdr>
+        <w:shd w:fill="auto" w:val="clear"/>
+        <w:spacing w:after="0" w:afterAutospacing="0" w:before="240" w:line="276" w:lineRule="auto"/>
+        <w:ind w:left="720" w:right="0" w:hanging="360"/>
+        <w:jc w:val="left"/>
+      </w:pPr>
+      <w:r>
+        <w:rPr>
+          <w:rtl w:val="0"/>
+        </w:rPr>
+        <w:t xml:space="preserve">Como usuario,</w:t>
+      </w:r>
+    </w:p>
+    <w:p>
+      <w:pPr>
+        <w:keepNext w:val="0"/>
+        <w:keepLines w:val="0"/>
+        <w:pageBreakBefore w:val="0"/>
+        <w:widowControl w:val="1"/>
+        <w:numPr>
+          <w:ilvl w:val="0"/>
+          <w:numId w:val="1"/>
+        </w:numPr>
+        <w:pBdr>
+          <w:top w:space="0" w:sz="0" w:val="nil"/>
+          <w:left w:space="0" w:sz="0" w:val="nil"/>
+          <w:bottom w:space="0" w:sz="0" w:val="nil"/>
+          <w:right w:space="0" w:sz="0" w:val="nil"/>
+          <w:between w:space="0" w:sz="0" w:val="nil"/>
+        </w:pBdr>
+        <w:shd w:fill="auto" w:val="clear"/>
+        <w:spacing w:after="0" w:afterAutospacing="0" w:before="0" w:beforeAutospacing="0" w:line="276" w:lineRule="auto"/>
+        <w:ind w:left="720" w:right="0" w:hanging="360"/>
+        <w:jc w:val="left"/>
+      </w:pPr>
+      <w:r>
+        <w:rPr>
+          <w:rtl w:val="0"/>
+        </w:rPr>
+        <w:t xml:space="preserve">Quiero poder registrarme e iniciar sesión con mi correo y contraseña encriptada,</w:t>
+      </w:r>
+    </w:p>
+    <w:p>
+      <w:pPr>
+        <w:keepNext w:val="0"/>
+        <w:keepLines w:val="0"/>
+        <w:pageBreakBefore w:val="0"/>
+        <w:widowControl w:val="1"/>
+        <w:numPr>
+          <w:ilvl w:val="0"/>
+          <w:numId w:val="1"/>
+        </w:numPr>
+        <w:pBdr>
+          <w:top w:space="0" w:sz="0" w:val="nil"/>
+          <w:left w:space="0" w:sz="0" w:val="nil"/>
+          <w:bottom w:space="0" w:sz="0" w:val="nil"/>
+          <w:right w:space="0" w:sz="0" w:val="nil"/>
+          <w:between w:space="0" w:sz="0" w:val="nil"/>
+        </w:pBdr>
+        <w:shd w:fill="auto" w:val="clear"/>
+        <w:spacing w:after="240" w:before="0" w:beforeAutospacing="0" w:line="276" w:lineRule="auto"/>
+        <w:ind w:left="720" w:right="0" w:hanging="360"/>
+        <w:jc w:val="left"/>
+      </w:pPr>
+      <w:r>
+        <w:rPr>
+          <w:rtl w:val="0"/>
+        </w:rPr>
+        <w:t xml:space="preserve">Para proteger mi información personal y mis preferencias.</w:t>
+      </w:r>
+    </w:p>
+    <w:p>
+      <w:pPr>
+        <w:spacing w:after="240" w:before="240" w:lineRule="auto"/>
+        <w:ind w:left="0" w:firstLine="0"/>
+        <w:rPr>
+          <w:b w:val="1"/>
+          <w:bCs w:val="1"/>
+          <w:sz w:val="28"/>
+          <w:szCs w:val="28"/>
+        </w:rPr>
+      </w:pPr>
+      <w:r>
+        <w:rPr>
+          <w:b w:val="1"/>
+          <w:bCs w:val="1"/>
+          <w:sz w:val="28"/>
+          <w:szCs w:val="28"/>
+          <w:rtl w:val="0"/>
+        </w:rPr>
+        <w:t xml:space="preserve">HU13: Roles de usuario</w:t>
+      </w:r>
+    </w:p>
+    <w:p>
+      <w:pPr>
+        <w:keepNext w:val="0"/>
+        <w:keepLines w:val="0"/>
+        <w:pageBreakBefore w:val="0"/>
+        <w:widowControl w:val="1"/>
+        <w:numPr>
+          <w:ilvl w:val="0"/>
+          <w:numId w:val="1"/>
+        </w:numPr>
+        <w:pBdr>
+          <w:top w:space="0" w:sz="0" w:val="nil"/>
+          <w:left w:space="0" w:sz="0" w:val="nil"/>
+          <w:bottom w:space="0" w:sz="0" w:val="nil"/>
+          <w:right w:space="0" w:sz="0" w:val="nil"/>
+          <w:between w:space="0" w:sz="0" w:val="nil"/>
+        </w:pBdr>
+        <w:shd w:fill="auto" w:val="clear"/>
+        <w:spacing w:after="0" w:afterAutospacing="0" w:before="240" w:line="276" w:lineRule="auto"/>
+        <w:ind w:left="720" w:right="0" w:hanging="360"/>
+        <w:jc w:val="left"/>
+      </w:pPr>
+      <w:r>
+        <w:rPr>
+          <w:rtl w:val="0"/>
+        </w:rPr>
+        <w:t xml:space="preserve">Como sistema,</w:t>
+      </w:r>
+    </w:p>
+    <w:p>
+      <w:pPr>
+        <w:keepNext w:val="0"/>
+        <w:keepLines w:val="0"/>
+        <w:pageBreakBefore w:val="0"/>
+        <w:widowControl w:val="1"/>
+        <w:numPr>
+          <w:ilvl w:val="0"/>
+          <w:numId w:val="1"/>
+        </w:numPr>
+        <w:pBdr>
+          <w:top w:space="0" w:sz="0" w:val="nil"/>
+          <w:left w:space="0" w:sz="0" w:val="nil"/>
+          <w:bottom w:space="0" w:sz="0" w:val="nil"/>
+          <w:right w:space="0" w:sz="0" w:val="nil"/>
+          <w:between w:space="0" w:sz="0" w:val="nil"/>
+        </w:pBdr>
+        <w:shd w:fill="auto" w:val="clear"/>
+        <w:spacing w:after="0" w:afterAutospacing="0" w:before="0" w:beforeAutospacing="0" w:line="276" w:lineRule="auto"/>
+        <w:ind w:left="720" w:right="0" w:hanging="360"/>
+        <w:jc w:val="left"/>
+      </w:pPr>
+      <w:r>
+        <w:rPr>
+          <w:rtl w:val="0"/>
+        </w:rPr>
+        <w:t xml:space="preserve">Quiero distinguir entre usuarios "Cliente" y "Administrador",</w:t>
+      </w:r>
+    </w:p>
+    <w:p>
+      <w:pPr>
+        <w:keepNext w:val="0"/>
+        <w:keepLines w:val="0"/>
+        <w:pageBreakBefore w:val="0"/>
+        <w:widowControl w:val="1"/>
+        <w:numPr>
+          <w:ilvl w:val="0"/>
+          <w:numId w:val="1"/>
+        </w:numPr>
+        <w:pBdr>
+          <w:top w:space="0" w:sz="0" w:val="nil"/>
+          <w:left w:space="0" w:sz="0" w:val="nil"/>
+          <w:bottom w:space="0" w:sz="0" w:val="nil"/>
+          <w:right w:space="0" w:sz="0" w:val="nil"/>
+          <w:between w:space="0" w:sz="0" w:val="nil"/>
+        </w:pBdr>
+        <w:shd w:fill="auto" w:val="clear"/>
+        <w:spacing w:after="240" w:before="0" w:beforeAutospacing="0" w:line="276" w:lineRule="auto"/>
+        <w:ind w:left="720" w:right="0" w:hanging="360"/>
+        <w:jc w:val="left"/>
+      </w:pPr>
+      <w:r>
+        <w:rPr>
+          <w:rtl w:val="0"/>
+        </w:rPr>
+        <w:t xml:space="preserve">Para restringir el acceso al Panel de Control de Scrapers solo al personal autorizado.</w:t>
       </w:r>
     </w:p>
     <w:p>
@@ -3468,641 +5361,8 @@
       </w:pPr>
       <w:r>
         <w:rPr>
-          <w:b w:val="1"/>
-          <w:rtl w:val="0"/>
-        </w:rPr>
-        <w:t xml:space="preserve">HU01:</w:t>
-      </w:r>
-      <w:r>
-        <w:rPr>
-          <w:rtl w:val="0"/>
-        </w:rPr>
-        <w:t xml:space="preserve"> Como sistema, quiero realizar scraping de productos desde supermercados online para consolidar catálogos en un solo formato.</w:t>
-      </w:r>
-    </w:p>
-    <w:p>
-      <w:pPr>
-        <w:spacing w:after="240" w:before="240" w:lineRule="auto"/>
-        <w:rPr/>
-      </w:pPr>
-      <w:r>
-        <w:rPr>
-          <w:b w:val="1"/>
-          <w:rtl w:val="0"/>
-        </w:rPr>
-        <w:t xml:space="preserve">HU02:</w:t>
-      </w:r>
-      <w:r>
-        <w:rPr>
-          <w:rtl w:val="0"/>
-        </w:rPr>
-        <w:t xml:space="preserve"> Como sistema, quiero capturar atributos de productos (nombre, precio, imagen, link, unidad, marca) para asegurar datos completos.</w:t>
-      </w:r>
-    </w:p>
-    <w:p>
-      <w:pPr>
-        <w:spacing w:after="240" w:before="240" w:lineRule="auto"/>
-        <w:rPr/>
-      </w:pPr>
-      <w:r>
-        <w:rPr>
-          <w:b w:val="1"/>
-          <w:rtl w:val="0"/>
-        </w:rPr>
-        <w:t xml:space="preserve">HU03:</w:t>
-      </w:r>
-      <w:r>
-        <w:rPr>
-          <w:rtl w:val="0"/>
-        </w:rPr>
-        <w:t xml:space="preserve"> Como administrador, quiero almacenar los datos extraídos en un archivo JSON intermedio para validar información antes de cargarlos en la base.</w:t>
-      </w:r>
-    </w:p>
-    <w:p>
-      <w:pPr>
-        <w:rPr/>
-      </w:pPr>
-      <w:r>
-        <w:rPr>
-          <w:rtl w:val="0"/>
-        </w:rPr>
-      </w:r>
-    </w:p>
-    <w:p>
-      <w:pPr>
-        <w:pStyle w:val="Heading3"/>
-        <w:keepNext w:val="0"/>
-        <w:widowControl w:val="1"/>
-        <w:spacing w:after="80" w:before="280" w:lineRule="auto"/>
-        <w:jc w:val="left"/>
-        <w:rPr>
-          <w:rFonts w:ascii="Calibri" w:cs="Calibri" w:eastAsia="Calibri" w:hAnsi="Calibri"/>
-          <w:b w:val="1"/>
-          <w:i w:val="0"/>
-          <w:sz w:val="26"/>
-          <w:szCs w:val="26"/>
-        </w:rPr>
-      </w:pPr>
-      <w:bookmarkStart w:colFirst="0" w:colLast="0" w:name="_heading=h.olxqr8xcsawb" w:id="8"/>
-      <w:bookmarkEnd w:id="8"/>
-      <w:r>
-        <w:rPr>
-          <w:rFonts w:ascii="Calibri" w:cs="Calibri" w:eastAsia="Calibri" w:hAnsi="Calibri"/>
-          <w:b w:val="1"/>
-          <w:i w:val="0"/>
-          <w:sz w:val="26"/>
-          <w:szCs w:val="26"/>
-          <w:rtl w:val="0"/>
-        </w:rPr>
-        <w:t xml:space="preserve">Épica E02: Gestión y almacenamiento de datos en Firebase</w:t>
-      </w:r>
-    </w:p>
-    <w:p>
-      <w:pPr>
-        <w:spacing w:after="240" w:before="240" w:lineRule="auto"/>
-        <w:rPr/>
-      </w:pPr>
-      <w:r>
-        <w:rPr>
-          <w:b w:val="1"/>
-          <w:rtl w:val="0"/>
-        </w:rPr>
-        <w:t xml:space="preserve">HU04:</w:t>
-      </w:r>
-      <w:r>
-        <w:rPr>
-          <w:rtl w:val="0"/>
-        </w:rPr>
-        <w:t xml:space="preserve"> Como administrador, quiero registrar usuarios en la colección “Usuarios” con sus datos personales para gestionarlos correctamente.</w:t>
-      </w:r>
-    </w:p>
-    <w:p>
-      <w:pPr>
-        <w:spacing w:after="240" w:before="240" w:lineRule="auto"/>
-        <w:rPr/>
-      </w:pPr>
-      <w:r>
-        <w:rPr>
-          <w:b w:val="1"/>
-          <w:rtl w:val="0"/>
-        </w:rPr>
-        <w:t xml:space="preserve">HU05:</w:t>
-      </w:r>
-      <w:r>
-        <w:rPr>
-          <w:rtl w:val="0"/>
-        </w:rPr>
-        <w:t xml:space="preserve"> Como usuario, quiero que mis búsquedas se almacenen en “Búsquedas” con mi ID y fecha/hora para consultar historial.</w:t>
-      </w:r>
-    </w:p>
-    <w:p>
-      <w:pPr>
-        <w:spacing w:after="240" w:before="240" w:lineRule="auto"/>
-        <w:rPr/>
-      </w:pPr>
-      <w:r>
-        <w:rPr>
-          <w:b w:val="1"/>
-          <w:rtl w:val="0"/>
-        </w:rPr>
-        <w:t xml:space="preserve">HU06:</w:t>
-      </w:r>
-      <w:r>
-        <w:rPr>
-          <w:rtl w:val="0"/>
-        </w:rPr>
-        <w:t xml:space="preserve"> Como administrador, quiero evitar registros duplicados de búsquedas para mantener la integridad en la base.</w:t>
-      </w:r>
-    </w:p>
-    <w:p>
-      <w:pPr>
-        <w:spacing w:after="240" w:before="240" w:lineRule="auto"/>
-        <w:rPr/>
-      </w:pPr>
-      <w:r>
-        <w:rPr>
-          <w:b w:val="1"/>
-          <w:rtl w:val="0"/>
-        </w:rPr>
-        <w:t xml:space="preserve">HU07:</w:t>
-      </w:r>
-      <w:r>
-        <w:rPr>
-          <w:rtl w:val="0"/>
-        </w:rPr>
-        <w:t xml:space="preserve"> Como usuario, quiero agregar nuevos registros sin que se sobreescriba mi historial para conservar todas mis interacciones.</w:t>
-      </w:r>
-    </w:p>
-    <w:p>
-      <w:pPr>
-        <w:rPr/>
-      </w:pPr>
-      <w:r>
-        <w:rPr>
-          <w:rtl w:val="0"/>
-        </w:rPr>
-      </w:r>
-    </w:p>
-    <w:p>
-      <w:pPr>
-        <w:pStyle w:val="Heading3"/>
-        <w:keepNext w:val="0"/>
-        <w:widowControl w:val="1"/>
-        <w:spacing w:after="80" w:before="280" w:lineRule="auto"/>
-        <w:jc w:val="left"/>
-        <w:rPr>
-          <w:rFonts w:ascii="Calibri" w:cs="Calibri" w:eastAsia="Calibri" w:hAnsi="Calibri"/>
-          <w:b w:val="1"/>
-          <w:i w:val="0"/>
-          <w:sz w:val="26"/>
-          <w:szCs w:val="26"/>
-        </w:rPr>
-      </w:pPr>
-      <w:bookmarkStart w:colFirst="0" w:colLast="0" w:name="_heading=h.282k7ejsr6v" w:id="9"/>
-      <w:bookmarkEnd w:id="9"/>
-      <w:r>
-        <w:rPr>
-          <w:rFonts w:ascii="Calibri" w:cs="Calibri" w:eastAsia="Calibri" w:hAnsi="Calibri"/>
-          <w:b w:val="1"/>
-          <w:i w:val="0"/>
-          <w:sz w:val="26"/>
-          <w:szCs w:val="26"/>
-          <w:rtl w:val="0"/>
-        </w:rPr>
-        <w:t xml:space="preserve">Épica E03: Análisis y visualización en Power BI</w:t>
-      </w:r>
-    </w:p>
-    <w:p>
-      <w:pPr>
-        <w:spacing w:after="240" w:before="240" w:lineRule="auto"/>
-        <w:rPr/>
-      </w:pPr>
-      <w:r>
-        <w:rPr>
-          <w:b w:val="1"/>
-          <w:rtl w:val="0"/>
-        </w:rPr>
-        <w:t xml:space="preserve">HU08:</w:t>
-      </w:r>
-      <w:r>
-        <w:rPr>
-          <w:rtl w:val="0"/>
-        </w:rPr>
-        <w:t xml:space="preserve"> Como analista, quiero conectar Power BI con Firebase para importar datos de usuarios y búsquedas.</w:t>
-      </w:r>
-    </w:p>
-    <w:p>
-      <w:pPr>
-        <w:spacing w:after="240" w:before="240" w:lineRule="auto"/>
-        <w:rPr/>
-      </w:pPr>
-      <w:r>
-        <w:rPr>
-          <w:b w:val="1"/>
-          <w:rtl w:val="0"/>
-        </w:rPr>
-        <w:t xml:space="preserve">HU09:</w:t>
-      </w:r>
-      <w:r>
-        <w:rPr>
-          <w:rtl w:val="0"/>
-        </w:rPr>
-        <w:t xml:space="preserve"> Como administrador, quiero generar métricas clave (usuarios, búsquedas, términos más buscados, evolución temporal) para analizar patrones de consumo.</w:t>
-      </w:r>
-    </w:p>
-    <w:p>
-      <w:pPr>
-        <w:spacing w:after="240" w:before="240" w:lineRule="auto"/>
-        <w:rPr/>
-      </w:pPr>
-      <w:r>
-        <w:rPr>
-          <w:b w:val="1"/>
-          <w:rtl w:val="0"/>
-        </w:rPr>
-        <w:t xml:space="preserve">HU10:</w:t>
-      </w:r>
-      <w:r>
-        <w:rPr>
-          <w:rtl w:val="0"/>
-        </w:rPr>
-        <w:t xml:space="preserve"> Como analista, quiero visualizar un dashboard con filtros, KPIs y gráficos interactivos para explorar tendencias.</w:t>
-      </w:r>
-    </w:p>
-    <w:p>
-      <w:pPr>
-        <w:spacing w:after="240" w:before="240" w:lineRule="auto"/>
-        <w:rPr/>
-      </w:pPr>
-      <w:r>
-        <w:rPr>
-          <w:b w:val="1"/>
-          <w:rtl w:val="0"/>
-        </w:rPr>
-        <w:t xml:space="preserve">HU11:</w:t>
-      </w:r>
-      <w:r>
-        <w:rPr>
-          <w:rtl w:val="0"/>
-        </w:rPr>
-        <w:t xml:space="preserve"> Como analista, quiero que el dashboard se actualice automáticamente para tener siempre datos recientes.</w:t>
-      </w:r>
-    </w:p>
-    <w:p>
-      <w:pPr>
-        <w:spacing w:after="240" w:before="240" w:lineRule="auto"/>
-        <w:rPr/>
-      </w:pPr>
-      <w:r>
-        <w:rPr>
-          <w:b w:val="1"/>
-          <w:rtl w:val="0"/>
-        </w:rPr>
-        <w:t xml:space="preserve">HU12:</w:t>
-      </w:r>
-      <w:r>
-        <w:rPr>
-          <w:rtl w:val="0"/>
-        </w:rPr>
-        <w:t xml:space="preserve"> Como analista, quiero aplicar filtros históricos (por fecha, región, usuario) para comparar períodos de tiempo.</w:t>
-      </w:r>
-    </w:p>
-    <w:p>
-      <w:pPr>
-        <w:spacing w:after="240" w:before="240" w:lineRule="auto"/>
-        <w:rPr/>
-      </w:pPr>
-      <w:r>
-        <w:rPr>
-          <w:b w:val="1"/>
-          <w:rtl w:val="0"/>
-        </w:rPr>
-        <w:t xml:space="preserve">HU13:</w:t>
-      </w:r>
-      <w:r>
-        <w:rPr>
-          <w:rtl w:val="0"/>
-        </w:rPr>
-        <w:t xml:space="preserve"> Como analista, quiero visualizar el conteo total de búsquedas realizadas para medir la actividad del sistema.</w:t>
-      </w:r>
-    </w:p>
-    <w:p>
-      <w:pPr>
-        <w:spacing w:after="240" w:before="240" w:lineRule="auto"/>
-        <w:rPr/>
-      </w:pPr>
-      <w:r>
-        <w:rPr>
-          <w:b w:val="1"/>
-          <w:rtl w:val="0"/>
-        </w:rPr>
-        <w:t xml:space="preserve">HU14:</w:t>
-      </w:r>
-      <w:r>
-        <w:rPr>
-          <w:rtl w:val="0"/>
-        </w:rPr>
-        <w:t xml:space="preserve"> Como analista, quiero conocer la cantidad de usuarios únicos que han realizado búsquedas para entender el alcance de la aplicación.</w:t>
-      </w:r>
-    </w:p>
-    <w:p>
-      <w:pPr>
-        <w:spacing w:after="240" w:before="240" w:lineRule="auto"/>
-        <w:rPr/>
-      </w:pPr>
-      <w:r>
-        <w:rPr>
-          <w:b w:val="1"/>
-          <w:rtl w:val="0"/>
-        </w:rPr>
-        <w:t xml:space="preserve">HU15:</w:t>
-      </w:r>
-      <w:r>
-        <w:rPr>
-          <w:rtl w:val="0"/>
-        </w:rPr>
-        <w:t xml:space="preserve"> Como analista, quiero listar los términos más buscados por los usuarios para identificar tendencias de consumo.</w:t>
-      </w:r>
-    </w:p>
-    <w:p>
-      <w:pPr>
-        <w:spacing w:after="240" w:before="240" w:lineRule="auto"/>
-        <w:rPr/>
-      </w:pPr>
-      <w:r>
-        <w:rPr>
-          <w:b w:val="1"/>
-          <w:rtl w:val="0"/>
-        </w:rPr>
-        <w:t xml:space="preserve">HU16:</w:t>
-      </w:r>
-      <w:r>
-        <w:rPr>
-          <w:rtl w:val="0"/>
-        </w:rPr>
-        <w:t xml:space="preserve"> Como analista, quiero ver la evolución temporal de las búsquedas para analizar cómo cambian las preferencias en el tiempo.</w:t>
-      </w:r>
-    </w:p>
-    <w:p>
-      <w:pPr>
-        <w:spacing w:after="240" w:before="240" w:lineRule="auto"/>
-        <w:rPr/>
-      </w:pPr>
-      <w:r>
-        <w:rPr>
-          <w:b w:val="1"/>
-          <w:rtl w:val="0"/>
-        </w:rPr>
-        <w:t xml:space="preserve">HU17:</w:t>
-      </w:r>
-      <w:r>
-        <w:rPr>
-          <w:rtl w:val="0"/>
-        </w:rPr>
-        <w:t xml:space="preserve"> Como analista, quiero filtrar datos por usuario, región o fecha para segmentar resultados en los reportes.</w:t>
-      </w:r>
-    </w:p>
-    <w:p>
-      <w:pPr>
-        <w:spacing w:after="240" w:before="240" w:lineRule="auto"/>
-        <w:rPr/>
-      </w:pPr>
-      <w:r>
-        <w:rPr>
-          <w:b w:val="1"/>
-          <w:rtl w:val="0"/>
-        </w:rPr>
-        <w:t xml:space="preserve">HU18:</w:t>
-      </w:r>
-      <w:r>
-        <w:rPr>
-          <w:rtl w:val="0"/>
-        </w:rPr>
-        <w:t xml:space="preserve"> Como analista, quiero un gráfico de barras/columnas que muestre los términos más buscados para interpretarlos visualmente.</w:t>
-      </w:r>
-    </w:p>
-    <w:p>
-      <w:pPr>
-        <w:spacing w:after="240" w:before="240" w:lineRule="auto"/>
-        <w:rPr/>
-      </w:pPr>
-      <w:r>
-        <w:rPr>
-          <w:b w:val="1"/>
-          <w:rtl w:val="0"/>
-        </w:rPr>
-        <w:t xml:space="preserve">HU19:</w:t>
-      </w:r>
-      <w:r>
-        <w:rPr>
-          <w:rtl w:val="0"/>
-        </w:rPr>
-        <w:t xml:space="preserve"> Como analista, quiero un gráfico de líneas o áreas que muestre la evolución temporal de búsquedas para analizar tendencias.</w:t>
-      </w:r>
-    </w:p>
-    <w:p>
-      <w:pPr>
-        <w:rPr/>
-      </w:pPr>
-      <w:r>
-        <w:rPr>
-          <w:rtl w:val="0"/>
-        </w:rPr>
-      </w:r>
-    </w:p>
-    <w:p>
-      <w:pPr>
-        <w:pStyle w:val="Heading3"/>
-        <w:keepNext w:val="0"/>
-        <w:widowControl w:val="1"/>
-        <w:spacing w:after="80" w:before="280" w:lineRule="auto"/>
-        <w:jc w:val="left"/>
-        <w:rPr>
-          <w:rFonts w:ascii="Calibri" w:cs="Calibri" w:eastAsia="Calibri" w:hAnsi="Calibri"/>
-          <w:b w:val="1"/>
-          <w:i w:val="0"/>
-          <w:sz w:val="26"/>
-          <w:szCs w:val="26"/>
-        </w:rPr>
-      </w:pPr>
-      <w:bookmarkStart w:colFirst="0" w:colLast="0" w:name="_heading=h.ueglqsb55zg" w:id="10"/>
-      <w:bookmarkEnd w:id="10"/>
-      <w:r>
-        <w:rPr>
-          <w:rFonts w:ascii="Calibri" w:cs="Calibri" w:eastAsia="Calibri" w:hAnsi="Calibri"/>
-          <w:b w:val="1"/>
-          <w:i w:val="0"/>
-          <w:sz w:val="26"/>
-          <w:szCs w:val="26"/>
-          <w:rtl w:val="0"/>
-        </w:rPr>
-        <w:t xml:space="preserve">Épica E04: Escalabilidad y extensibilidad</w:t>
-      </w:r>
-    </w:p>
-    <w:p>
-      <w:pPr>
-        <w:spacing w:after="240" w:before="240" w:lineRule="auto"/>
-        <w:rPr/>
-      </w:pPr>
-      <w:r>
-        <w:rPr>
-          <w:b w:val="1"/>
-          <w:rtl w:val="0"/>
-        </w:rPr>
-        <w:t xml:space="preserve">HU20:</w:t>
-      </w:r>
-      <w:r>
-        <w:rPr>
-          <w:rtl w:val="0"/>
-        </w:rPr>
-        <w:t xml:space="preserve"> Como administrador, quiero poder integrar nuevos supermercados para ampliar el alcance de la aplicación.</w:t>
-      </w:r>
-    </w:p>
-    <w:p>
-      <w:pPr>
-        <w:spacing w:after="240" w:before="240" w:lineRule="auto"/>
-        <w:rPr/>
-      </w:pPr>
-      <w:r>
-        <w:rPr>
-          <w:b w:val="1"/>
-          <w:rtl w:val="0"/>
-        </w:rPr>
-        <w:t xml:space="preserve">HU21:</w:t>
-      </w:r>
-      <w:r>
-        <w:rPr>
-          <w:rtl w:val="0"/>
-        </w:rPr>
-        <w:t xml:space="preserve"> Como analista, quiero agregar nuevas métricas en Power BI para enriquecer el análisis de datos.</w:t>
-      </w:r>
-    </w:p>
-    <w:p>
-      <w:pPr>
-        <w:spacing w:after="240" w:before="240" w:lineRule="auto"/>
-        <w:rPr/>
-      </w:pPr>
-      <w:r>
-        <w:rPr>
-          <w:b w:val="1"/>
-          <w:rtl w:val="0"/>
-        </w:rPr>
-        <w:t xml:space="preserve">HU22:</w:t>
-      </w:r>
-      <w:r>
-        <w:rPr>
-          <w:rtl w:val="0"/>
-        </w:rPr>
-        <w:t xml:space="preserve"> Como analista, quiero aplicar combinaciones de filtros avanzados (ej. región + fechas) para análisis más detallados.</w:t>
-      </w:r>
-    </w:p>
-    <w:p>
-      <w:pPr>
-        <w:pStyle w:val="Heading3"/>
-        <w:keepNext w:val="0"/>
-        <w:widowControl w:val="1"/>
-        <w:spacing w:after="80" w:before="280" w:lineRule="auto"/>
-        <w:jc w:val="left"/>
-        <w:rPr>
-          <w:rFonts w:ascii="Calibri" w:cs="Calibri" w:eastAsia="Calibri" w:hAnsi="Calibri"/>
-          <w:b w:val="1"/>
-          <w:i w:val="0"/>
-          <w:sz w:val="26"/>
-          <w:szCs w:val="26"/>
-        </w:rPr>
-      </w:pPr>
-      <w:bookmarkStart w:colFirst="0" w:colLast="0" w:name="_heading=h.2fbc25c2sjjv" w:id="11"/>
-      <w:bookmarkEnd w:id="11"/>
-      <w:r>
-        <w:rPr>
-          <w:rtl w:val="0"/>
-        </w:rPr>
-      </w:r>
-    </w:p>
-    <w:p>
-      <w:pPr>
-        <w:pStyle w:val="Heading3"/>
-        <w:keepNext w:val="0"/>
-        <w:widowControl w:val="1"/>
-        <w:spacing w:after="80" w:before="280" w:lineRule="auto"/>
-        <w:jc w:val="left"/>
-        <w:rPr>
-          <w:rFonts w:ascii="Calibri" w:cs="Calibri" w:eastAsia="Calibri" w:hAnsi="Calibri"/>
-          <w:b w:val="1"/>
-          <w:i w:val="0"/>
-          <w:sz w:val="26"/>
-          <w:szCs w:val="26"/>
-        </w:rPr>
-      </w:pPr>
-      <w:bookmarkStart w:colFirst="0" w:colLast="0" w:name="_heading=h.i15wwgnp6jky" w:id="12"/>
-      <w:bookmarkEnd w:id="12"/>
-      <w:r>
-        <w:rPr>
-          <w:rFonts w:ascii="Calibri" w:cs="Calibri" w:eastAsia="Calibri" w:hAnsi="Calibri"/>
-          <w:b w:val="1"/>
-          <w:i w:val="0"/>
-          <w:sz w:val="26"/>
-          <w:szCs w:val="26"/>
-          <w:rtl w:val="0"/>
-        </w:rPr>
-        <w:t xml:space="preserve">Épica E05: Seguridad, disponibilidad y usabilidad</w:t>
-      </w:r>
-    </w:p>
-    <w:p>
-      <w:pPr>
-        <w:spacing w:after="240" w:before="240" w:lineRule="auto"/>
-        <w:rPr/>
-      </w:pPr>
-      <w:r>
-        <w:rPr>
-          <w:b w:val="1"/>
-          <w:rtl w:val="0"/>
-        </w:rPr>
-        <w:t xml:space="preserve">HU23:</w:t>
-      </w:r>
-      <w:r>
-        <w:rPr>
-          <w:rtl w:val="0"/>
-        </w:rPr>
-        <w:t xml:space="preserve"> Como usuario, quiero que mis datos personales estén protegidos mediante reglas de seguridad en Firestore para evitar accesos no autorizados.</w:t>
-      </w:r>
-    </w:p>
-    <w:p>
-      <w:pPr>
-        <w:spacing w:after="240" w:before="240" w:lineRule="auto"/>
-        <w:rPr/>
-      </w:pPr>
-      <w:r>
-        <w:rPr>
-          <w:b w:val="1"/>
-          <w:rtl w:val="0"/>
-        </w:rPr>
-        <w:t xml:space="preserve">HU24:</w:t>
-      </w:r>
-      <w:r>
-        <w:rPr>
-          <w:rtl w:val="0"/>
-        </w:rPr>
-        <w:t xml:space="preserve"> Como usuario, quiero que la aplicación esté disponible 24/7 para poder consultar precios en cualquier momento.</w:t>
-      </w:r>
-    </w:p>
-    <w:p>
-      <w:pPr>
-        <w:spacing w:after="240" w:before="240" w:lineRule="auto"/>
-        <w:rPr/>
-      </w:pPr>
-      <w:r>
-        <w:rPr>
-          <w:b w:val="1"/>
-          <w:rtl w:val="0"/>
-        </w:rPr>
-        <w:t xml:space="preserve">HU25:</w:t>
-      </w:r>
-      <w:r>
-        <w:rPr>
-          <w:rtl w:val="0"/>
-        </w:rPr>
-        <w:t xml:space="preserve"> Como analista, quiero que el dashboard sea fácil de usar y entender en menos de 1 hora de inducción para interpretar métricas rápidamente.</w:t>
+          <w:rtl w:val="0"/>
+        </w:rPr>
       </w:r>
     </w:p>
     <w:p>
@@ -4193,7 +5453,9 @@
       <w:rPr>
         <w:rFonts w:ascii="Calibri" w:cs="Calibri" w:eastAsia="Calibri" w:hAnsi="Calibri"/>
         <w:b w:val="0"/>
+        <w:bCs w:val="0"/>
         <w:i w:val="0"/>
+        <w:iCs w:val="0"/>
         <w:smallCaps w:val="0"/>
         <w:strike w:val="0"/>
         <w:color w:val="000000"/>
@@ -4241,7 +5503,9 @@
       <w:rPr>
         <w:rFonts w:ascii="Calibri" w:cs="Calibri" w:eastAsia="Calibri" w:hAnsi="Calibri"/>
         <w:b w:val="0"/>
+        <w:bCs w:val="0"/>
         <w:i w:val="0"/>
+        <w:iCs w:val="0"/>
         <w:smallCaps w:val="0"/>
         <w:strike w:val="0"/>
         <w:color w:val="000000"/>
@@ -4326,6 +5590,7 @@
             <w:rPr>
               <w:rFonts w:ascii="Century Gothic" w:cs="Century Gothic" w:eastAsia="Century Gothic" w:hAnsi="Century Gothic"/>
               <w:b w:val="1"/>
+              <w:bCs w:val="1"/>
               <w:sz w:val="30"/>
               <w:szCs w:val="30"/>
             </w:rPr>
@@ -4393,7 +5658,234 @@
 </file>
 
 <file path=word/numbering.xml><?xml version="1.0" encoding="utf-8"?>
-<w:numbering xmlns:mc="http://schemas.openxmlformats.org/markup-compatibility/2006" xmlns:o="urn:schemas-microsoft-com:office:office" xmlns:r="http://schemas.openxmlformats.org/officeDocument/2006/relationships" xmlns:m="http://schemas.openxmlformats.org/officeDocument/2006/math" xmlns:v="urn:schemas-microsoft-com:vml" xmlns:wp="http://schemas.openxmlformats.org/drawingml/2006/wordprocessingDrawing" xmlns:w10="urn:schemas-microsoft-com:office:word" xmlns:w="http://schemas.openxmlformats.org/wordprocessingml/2006/main" xmlns:wne="http://schemas.microsoft.com/office/word/2006/wordml" xmlns:sl="http://schemas.openxmlformats.org/schemaLibrary/2006/main" xmlns:a="http://schemas.openxmlformats.org/drawingml/2006/main" xmlns:pic="http://schemas.openxmlformats.org/drawingml/2006/picture" xmlns:c="http://schemas.openxmlformats.org/drawingml/2006/chart" xmlns:lc="http://schemas.openxmlformats.org/drawingml/2006/lockedCanvas" xmlns:dgm="http://schemas.openxmlformats.org/drawingml/2006/diagram" xmlns:wps="http://schemas.microsoft.com/office/word/2010/wordprocessingShape" xmlns:wpg="http://schemas.microsoft.com/office/word/2010/wordprocessingGroup" xmlns:w14="http://schemas.microsoft.com/office/word/2010/wordml" xmlns:w15="http://schemas.microsoft.com/office/word/2012/wordml" xmlns:w16="http://schemas.microsoft.com/office/word/2018/wordml" xmlns:w16cex="http://schemas.microsoft.com/office/word/2018/wordml/cex" xmlns:w16cid="http://schemas.microsoft.com/office/word/2016/wordml/cid" xmlns="http://schemas.microsoft.com/office/tasks/2019/documenttasks" xmlns:cr="http://schemas.microsoft.com/office/comments/2020/reactions"/>
+<w:numbering xmlns:mc="http://schemas.openxmlformats.org/markup-compatibility/2006" xmlns:o="urn:schemas-microsoft-com:office:office" xmlns:r="http://schemas.openxmlformats.org/officeDocument/2006/relationships" xmlns:m="http://schemas.openxmlformats.org/officeDocument/2006/math" xmlns:v="urn:schemas-microsoft-com:vml" xmlns:wp="http://schemas.openxmlformats.org/drawingml/2006/wordprocessingDrawing" xmlns:w10="urn:schemas-microsoft-com:office:word" xmlns:w="http://schemas.openxmlformats.org/wordprocessingml/2006/main" xmlns:wne="http://schemas.microsoft.com/office/word/2006/wordml" xmlns:sl="http://schemas.openxmlformats.org/schemaLibrary/2006/main" xmlns:a="http://schemas.openxmlformats.org/drawingml/2006/main" xmlns:pic="http://schemas.openxmlformats.org/drawingml/2006/picture" xmlns:c="http://schemas.openxmlformats.org/drawingml/2006/chart" xmlns:lc="http://schemas.openxmlformats.org/drawingml/2006/lockedCanvas" xmlns:dgm="http://schemas.openxmlformats.org/drawingml/2006/diagram" xmlns:wps="http://schemas.microsoft.com/office/word/2010/wordprocessingShape" xmlns:wpg="http://schemas.microsoft.com/office/word/2010/wordprocessingGroup" xmlns:w14="http://schemas.microsoft.com/office/word/2010/wordml" xmlns:w15="http://schemas.microsoft.com/office/word/2012/wordml" xmlns:w16="http://schemas.microsoft.com/office/word/2018/wordml" xmlns:w16cex="http://schemas.microsoft.com/office/word/2018/wordml/cex" xmlns:w16cid="http://schemas.microsoft.com/office/word/2016/wordml/cid" xmlns="http://schemas.microsoft.com/office/tasks/2019/documenttasks" xmlns:cr="http://schemas.microsoft.com/office/comments/2020/reactions">
+  <w:abstractNum w:abstractNumId="1">
+    <w:lvl w:ilvl="0">
+      <w:start w:val="1"/>
+      <w:numFmt w:val="bullet"/>
+      <w:lvlText w:val="●"/>
+      <w:lvlJc w:val="left"/>
+      <w:pPr>
+        <w:ind w:left="720" w:hanging="360"/>
+      </w:pPr>
+      <w:rPr>
+        <w:u w:val="none"/>
+      </w:rPr>
+    </w:lvl>
+    <w:lvl w:ilvl="1">
+      <w:start w:val="1"/>
+      <w:numFmt w:val="bullet"/>
+      <w:lvlText w:val="○"/>
+      <w:lvlJc w:val="left"/>
+      <w:pPr>
+        <w:ind w:left="1440" w:hanging="360"/>
+      </w:pPr>
+      <w:rPr>
+        <w:u w:val="none"/>
+      </w:rPr>
+    </w:lvl>
+    <w:lvl w:ilvl="2">
+      <w:start w:val="1"/>
+      <w:numFmt w:val="bullet"/>
+      <w:lvlText w:val="■"/>
+      <w:lvlJc w:val="left"/>
+      <w:pPr>
+        <w:ind w:left="2160" w:hanging="360"/>
+      </w:pPr>
+      <w:rPr>
+        <w:u w:val="none"/>
+      </w:rPr>
+    </w:lvl>
+    <w:lvl w:ilvl="3">
+      <w:start w:val="1"/>
+      <w:numFmt w:val="bullet"/>
+      <w:lvlText w:val="●"/>
+      <w:lvlJc w:val="left"/>
+      <w:pPr>
+        <w:ind w:left="2880" w:hanging="360"/>
+      </w:pPr>
+      <w:rPr>
+        <w:u w:val="none"/>
+      </w:rPr>
+    </w:lvl>
+    <w:lvl w:ilvl="4">
+      <w:start w:val="1"/>
+      <w:numFmt w:val="bullet"/>
+      <w:lvlText w:val="○"/>
+      <w:lvlJc w:val="left"/>
+      <w:pPr>
+        <w:ind w:left="3600" w:hanging="360"/>
+      </w:pPr>
+      <w:rPr>
+        <w:u w:val="none"/>
+      </w:rPr>
+    </w:lvl>
+    <w:lvl w:ilvl="5">
+      <w:start w:val="1"/>
+      <w:numFmt w:val="bullet"/>
+      <w:lvlText w:val="■"/>
+      <w:lvlJc w:val="left"/>
+      <w:pPr>
+        <w:ind w:left="4320" w:hanging="360"/>
+      </w:pPr>
+      <w:rPr>
+        <w:u w:val="none"/>
+      </w:rPr>
+    </w:lvl>
+    <w:lvl w:ilvl="6">
+      <w:start w:val="1"/>
+      <w:numFmt w:val="bullet"/>
+      <w:lvlText w:val="●"/>
+      <w:lvlJc w:val="left"/>
+      <w:pPr>
+        <w:ind w:left="5040" w:hanging="360"/>
+      </w:pPr>
+      <w:rPr>
+        <w:u w:val="none"/>
+      </w:rPr>
+    </w:lvl>
+    <w:lvl w:ilvl="7">
+      <w:start w:val="1"/>
+      <w:numFmt w:val="bullet"/>
+      <w:lvlText w:val="○"/>
+      <w:lvlJc w:val="left"/>
+      <w:pPr>
+        <w:ind w:left="5760" w:hanging="360"/>
+      </w:pPr>
+      <w:rPr>
+        <w:u w:val="none"/>
+      </w:rPr>
+    </w:lvl>
+    <w:lvl w:ilvl="8">
+      <w:start w:val="1"/>
+      <w:numFmt w:val="bullet"/>
+      <w:lvlText w:val="■"/>
+      <w:lvlJc w:val="left"/>
+      <w:pPr>
+        <w:ind w:left="6480" w:hanging="360"/>
+      </w:pPr>
+      <w:rPr>
+        <w:u w:val="none"/>
+      </w:rPr>
+    </w:lvl>
+  </w:abstractNum>
+  <w:abstractNum w:abstractNumId="2">
+    <w:lvl w:ilvl="0">
+      <w:start w:val="1"/>
+      <w:numFmt w:val="bullet"/>
+      <w:lvlText w:val="●"/>
+      <w:lvlJc w:val="left"/>
+      <w:pPr>
+        <w:ind w:left="720" w:hanging="360"/>
+      </w:pPr>
+      <w:rPr>
+        <w:u w:val="none"/>
+      </w:rPr>
+    </w:lvl>
+    <w:lvl w:ilvl="1">
+      <w:start w:val="1"/>
+      <w:numFmt w:val="bullet"/>
+      <w:lvlText w:val="○"/>
+      <w:lvlJc w:val="left"/>
+      <w:pPr>
+        <w:ind w:left="1440" w:hanging="360"/>
+      </w:pPr>
+      <w:rPr>
+        <w:u w:val="none"/>
+      </w:rPr>
+    </w:lvl>
+    <w:lvl w:ilvl="2">
+      <w:start w:val="1"/>
+      <w:numFmt w:val="bullet"/>
+      <w:lvlText w:val="■"/>
+      <w:lvlJc w:val="left"/>
+      <w:pPr>
+        <w:ind w:left="2160" w:hanging="360"/>
+      </w:pPr>
+      <w:rPr>
+        <w:u w:val="none"/>
+      </w:rPr>
+    </w:lvl>
+    <w:lvl w:ilvl="3">
+      <w:start w:val="1"/>
+      <w:numFmt w:val="bullet"/>
+      <w:lvlText w:val="●"/>
+      <w:lvlJc w:val="left"/>
+      <w:pPr>
+        <w:ind w:left="2880" w:hanging="360"/>
+      </w:pPr>
+      <w:rPr>
+        <w:u w:val="none"/>
+      </w:rPr>
+    </w:lvl>
+    <w:lvl w:ilvl="4">
+      <w:start w:val="1"/>
+      <w:numFmt w:val="bullet"/>
+      <w:lvlText w:val="○"/>
+      <w:lvlJc w:val="left"/>
+      <w:pPr>
+        <w:ind w:left="3600" w:hanging="360"/>
+      </w:pPr>
+      <w:rPr>
+        <w:u w:val="none"/>
+      </w:rPr>
+    </w:lvl>
+    <w:lvl w:ilvl="5">
+      <w:start w:val="1"/>
+      <w:numFmt w:val="bullet"/>
+      <w:lvlText w:val="■"/>
+      <w:lvlJc w:val="left"/>
+      <w:pPr>
+        <w:ind w:left="4320" w:hanging="360"/>
+      </w:pPr>
+      <w:rPr>
+        <w:u w:val="none"/>
+      </w:rPr>
+    </w:lvl>
+    <w:lvl w:ilvl="6">
+      <w:start w:val="1"/>
+      <w:numFmt w:val="bullet"/>
+      <w:lvlText w:val="●"/>
+      <w:lvlJc w:val="left"/>
+      <w:pPr>
+        <w:ind w:left="5040" w:hanging="360"/>
+      </w:pPr>
+      <w:rPr>
+        <w:u w:val="none"/>
+      </w:rPr>
+    </w:lvl>
+    <w:lvl w:ilvl="7">
+      <w:start w:val="1"/>
+      <w:numFmt w:val="bullet"/>
+      <w:lvlText w:val="○"/>
+      <w:lvlJc w:val="left"/>
+      <w:pPr>
+        <w:ind w:left="5760" w:hanging="360"/>
+      </w:pPr>
+      <w:rPr>
+        <w:u w:val="none"/>
+      </w:rPr>
+    </w:lvl>
+    <w:lvl w:ilvl="8">
+      <w:start w:val="1"/>
+      <w:numFmt w:val="bullet"/>
+      <w:lvlText w:val="■"/>
+      <w:lvlJc w:val="left"/>
+      <w:pPr>
+        <w:ind w:left="6480" w:hanging="360"/>
+      </w:pPr>
+      <w:rPr>
+        <w:u w:val="none"/>
+      </w:rPr>
+    </w:lvl>
+  </w:abstractNum>
+  <w:num w:numId="1">
+    <w:abstractNumId w:val="1"/>
+  </w:num>
+  <w:num w:numId="2">
+    <w:abstractNumId w:val="2"/>
+  </w:num>
+</w:numbering>
 </file>
 
 <file path=word/styles.xml><?xml version="1.0" encoding="utf-8"?>
@@ -4439,6 +5931,7 @@
     <w:rPr>
       <w:rFonts w:ascii="Cambria" w:cs="Cambria" w:eastAsia="Cambria" w:hAnsi="Cambria"/>
       <w:b w:val="1"/>
+      <w:bCs w:val="1"/>
       <w:color w:val="366091"/>
       <w:sz w:val="28"/>
       <w:szCs w:val="28"/>
@@ -4456,6 +5949,7 @@
     <w:rPr>
       <w:rFonts w:ascii="Cambria" w:cs="Cambria" w:eastAsia="Cambria" w:hAnsi="Cambria"/>
       <w:b w:val="1"/>
+      <w:bCs w:val="1"/>
       <w:color w:val="4f81bd"/>
       <w:sz w:val="26"/>
       <w:szCs w:val="26"/>
@@ -4475,7 +5969,9 @@
     <w:rPr>
       <w:rFonts w:ascii="Arial" w:cs="Arial" w:eastAsia="Arial" w:hAnsi="Arial"/>
       <w:b w:val="0"/>
+      <w:bCs w:val="0"/>
       <w:i w:val="1"/>
+      <w:iCs w:val="1"/>
       <w:color w:val="000000"/>
       <w:sz w:val="20"/>
       <w:szCs w:val="20"/>
@@ -4495,6 +5991,7 @@
     <w:rPr>
       <w:rFonts w:ascii="Arial" w:cs="Arial" w:eastAsia="Arial" w:hAnsi="Arial"/>
       <w:b w:val="0"/>
+      <w:bCs w:val="0"/>
       <w:color w:val="000000"/>
       <w:sz w:val="20"/>
       <w:szCs w:val="20"/>
@@ -4527,6 +6024,7 @@
     <w:rPr>
       <w:rFonts w:ascii="Verdana" w:cs="Verdana" w:eastAsia="Verdana" w:hAnsi="Verdana"/>
       <w:i w:val="1"/>
+      <w:iCs w:val="1"/>
     </w:rPr>
   </w:style>
   <w:style w:type="paragraph" w:styleId="Title">
@@ -4540,6 +6038,7 @@
     <w:rPr>
       <w:rFonts w:ascii="Arial" w:cs="Arial" w:eastAsia="Arial" w:hAnsi="Arial"/>
       <w:b w:val="1"/>
+      <w:bCs w:val="1"/>
       <w:sz w:val="36"/>
       <w:szCs w:val="36"/>
     </w:rPr>
@@ -5064,6 +6563,7 @@
     <w:rPr>
       <w:rFonts w:ascii="Georgia" w:cs="Georgia" w:eastAsia="Georgia" w:hAnsi="Georgia"/>
       <w:i w:val="1"/>
+      <w:iCs w:val="1"/>
       <w:color w:val="666666"/>
       <w:sz w:val="48"/>
       <w:szCs w:val="48"/>
@@ -5466,7 +6966,7 @@
 
 <file path=customXML/item1.xml><?xml version="1.0" encoding="utf-8"?>
 <go:gDocsCustomXmlDataStorage xmlns:go="http://customooxmlschemas.google.com/" xmlns:r="http://schemas.openxmlformats.org/officeDocument/2006/relationships" uri="GoogleDocsCustomDataVersion2">
-  <go:docsCustomData xmlns:go="http://customooxmlschemas.google.com/" roundtripDataSignature="AMtx7mgeQchvQUTspxuB+pZzSWMWTFJk9g==">CgMxLjAyDmguYmtuN3drdmZocG44Mg5oLmQxbTBkMTVkd3R2eDIOaC43ZHphbDQ1aTNuejcyDmgud3RnbXkyemIyb2t1Mg5oLnR4am9lcWFkMWFiOTIOaC5qOTA3Z2pwdTZrbzMyDmguZDdqYWV6Y3g5emQ5Mg5oLnBlZ2ozazVyaXNxeDIOaC5vbHhxcjh4Y3Nhd2IyDWguMjgyazdlanNyNnYyDWgudWVnbHFzYjU1emcyDmguMmZiYzI1YzJzamp2Mg5oLmkxNXd3Z25wNmpreTgAciExMENLb2lqT2lhTTU5a2c5NU5xS0U0Nnl6OGR5cU1pNEM=</go:docsCustomData>
+  <go:docsCustomData xmlns:go="http://customooxmlschemas.google.com/" roundtripDataSignature="AMtx7mg82d0dMliz2LhCqAtY/iBlL9nfpA==">CgMxLjAyDmguYmtuN3drdmZocG44Mg5oLmQxbTBkMTVkd3R2eDIOaC43ZHphbDQ1aTNuejcyDmgud3RnbXkyemIyb2t1Mg5oLnR4am9lcWFkMWFiOTIOaC5qOTA3Z2pwdTZrbzMyDmguZDdqYWV6Y3g5emQ5Mg5oLnVhdG0weXFxYTJwZDIOaC5zYWt3OTdrcXlxdm0yDmgua3h5dHRsNXR4OHBtMg5oLjh4N29jcmM0bHR6ZDIOaC4yZmJjMjVjMnNqanYyDmgubWZpNWU1cGkybWNpOAByITEwQ0tvaWpPaWFNNTlrZzk1TnFLRTQ2eXo4ZHlxTWk0Qw==</go:docsCustomData>
 </go:gDocsCustomXmlDataStorage>
 </file>
 
